--- a/Отчёты/Моб. роб_ЛБ1.docx
+++ b/Отчёты/Моб. роб_ЛБ1.docx
@@ -2366,18 +2366,120 @@
         <w:t xml:space="preserve">. Последняя точка определяет направление оси ординат (см. рис. </w:t>
       </w:r>
       <w:r>
+        <w:t>1</w:t>
+      </w:r>
+      <w:r>
+        <w:t>).</w:t>
+      </w:r>
+    </w:p>
+    <w:p>
+      <w:pPr>
+        <w:ind w:firstLine="0"/>
+        <w:jc w:val="center"/>
+      </w:pPr>
+      <w:r>
         <w:rPr>
-          <w:lang w:val="en-US"/>
+          <w:noProof/>
         </w:rPr>
-        <w:t>1</w:t>
-      </w:r>
-      <w:r>
-        <w:t>).</w:t>
+        <w:drawing>
+          <wp:inline distT="0" distB="0" distL="0" distR="0" wp14:anchorId="6CCF4FE5" wp14:editId="645664A2">
+            <wp:extent cx="2637186" cy="2520000"/>
+            <wp:effectExtent l="0" t="0" r="0" b="0"/>
+            <wp:docPr id="776266338" name="Рисунок 1"/>
+            <wp:cNvGraphicFramePr>
+              <a:graphicFrameLocks xmlns:a="http://schemas.openxmlformats.org/drawingml/2006/main" noChangeAspect="1"/>
+            </wp:cNvGraphicFramePr>
+            <a:graphic xmlns:a="http://schemas.openxmlformats.org/drawingml/2006/main">
+              <a:graphicData uri="http://schemas.openxmlformats.org/drawingml/2006/picture">
+                <pic:pic xmlns:pic="http://schemas.openxmlformats.org/drawingml/2006/picture">
+                  <pic:nvPicPr>
+                    <pic:cNvPr id="776266338" name=""/>
+                    <pic:cNvPicPr/>
+                  </pic:nvPicPr>
+                  <pic:blipFill rotWithShape="1">
+                    <a:blip r:embed="rId9"/>
+                    <a:srcRect l="18333" t="4608" r="6080" b="6426"/>
+                    <a:stretch>
+                      <a:fillRect/>
+                    </a:stretch>
+                  </pic:blipFill>
+                  <pic:spPr bwMode="auto">
+                    <a:xfrm>
+                      <a:off x="0" y="0"/>
+                      <a:ext cx="2637186" cy="2520000"/>
+                    </a:xfrm>
+                    <a:prstGeom prst="rect">
+                      <a:avLst/>
+                    </a:prstGeom>
+                    <a:ln>
+                      <a:noFill/>
+                    </a:ln>
+                    <a:extLst>
+                      <a:ext uri="{53640926-AAD7-44D8-BBD7-CCE9431645EC}">
+                        <a14:shadowObscured xmlns:a14="http://schemas.microsoft.com/office/drawing/2010/main"/>
+                      </a:ext>
+                    </a:extLst>
+                  </pic:spPr>
+                </pic:pic>
+              </a:graphicData>
+            </a:graphic>
+          </wp:inline>
+        </w:drawing>
+      </w:r>
+      <w:r>
+        <w:rPr>
+          <w:noProof/>
+        </w:rPr>
+        <w:drawing>
+          <wp:inline distT="0" distB="0" distL="0" distR="0" wp14:anchorId="3AED38C3" wp14:editId="32805A43">
+            <wp:extent cx="2539612" cy="2520000"/>
+            <wp:effectExtent l="0" t="0" r="0" b="0"/>
+            <wp:docPr id="259591214" name="Рисунок 1"/>
+            <wp:cNvGraphicFramePr>
+              <a:graphicFrameLocks xmlns:a="http://schemas.openxmlformats.org/drawingml/2006/main" noChangeAspect="1"/>
+            </wp:cNvGraphicFramePr>
+            <a:graphic xmlns:a="http://schemas.openxmlformats.org/drawingml/2006/main">
+              <a:graphicData uri="http://schemas.openxmlformats.org/drawingml/2006/picture">
+                <pic:pic xmlns:pic="http://schemas.openxmlformats.org/drawingml/2006/picture">
+                  <pic:nvPicPr>
+                    <pic:cNvPr id="259591214" name=""/>
+                    <pic:cNvPicPr/>
+                  </pic:nvPicPr>
+                  <pic:blipFill rotWithShape="1">
+                    <a:blip r:embed="rId10"/>
+                    <a:srcRect l="19526" t="5613" r="6642" b="4231"/>
+                    <a:stretch>
+                      <a:fillRect/>
+                    </a:stretch>
+                  </pic:blipFill>
+                  <pic:spPr bwMode="auto">
+                    <a:xfrm>
+                      <a:off x="0" y="0"/>
+                      <a:ext cx="2539612" cy="2520000"/>
+                    </a:xfrm>
+                    <a:prstGeom prst="rect">
+                      <a:avLst/>
+                    </a:prstGeom>
+                    <a:ln>
+                      <a:noFill/>
+                    </a:ln>
+                    <a:extLst>
+                      <a:ext uri="{53640926-AAD7-44D8-BBD7-CCE9431645EC}">
+                        <a14:shadowObscured xmlns:a14="http://schemas.microsoft.com/office/drawing/2010/main"/>
+                      </a:ext>
+                    </a:extLst>
+                  </pic:spPr>
+                </pic:pic>
+              </a:graphicData>
+            </a:graphic>
+          </wp:inline>
+        </w:drawing>
       </w:r>
     </w:p>
     <w:p>
       <w:pPr>
         <w:pStyle w:val="af4"/>
+        <w:ind w:firstLine="0"/>
       </w:pPr>
       <w:r>
         <w:t xml:space="preserve">Рисунок </w:t>
@@ -2398,88 +2500,136 @@
         <w:t>1</w:t>
       </w:r>
       <w:r>
-        <w:fldChar w:fldCharType="end"/>
-      </w:r>
-      <w:r>
-        <w:t xml:space="preserve"> – Определение границ поля и </w:t>
-      </w:r>
-      <w:r>
-        <w:t>глобальной системы координат</w:t>
-      </w:r>
-    </w:p>
-    <w:p>
-      <w:pPr>
-        <w:pStyle w:val="2"/>
-      </w:pPr>
-      <w:bookmarkStart w:id="5" w:name="_Toc232501272"/>
-      <w:r>
-        <w:t>Определение местоположения и ориентации робота в глобальной системе</w:t>
-      </w:r>
-      <w:bookmarkEnd w:id="5"/>
-    </w:p>
-    <w:p>
-      <w:r>
-        <w:t xml:space="preserve">На Robotino закреплён </w:t>
-      </w:r>
-      <w:proofErr w:type="spellStart"/>
-      <w:r>
-        <w:t>ArUco</w:t>
-      </w:r>
-      <w:proofErr w:type="spellEnd"/>
-      <w:r>
-        <w:t xml:space="preserve">‑маркер размером 6×6 см. </w:t>
-      </w:r>
-      <w:r>
-        <w:t>(</w:t>
-      </w:r>
-      <w:r>
-        <w:t>рис. 2). После выравнивания кадра маркер определяется методом “cv2.aruco.detectMarkers” из библиотеки “</w:t>
-      </w:r>
-      <w:proofErr w:type="spellStart"/>
-      <w:r>
-        <w:t>opencv-python</w:t>
-      </w:r>
-      <w:proofErr w:type="spellEnd"/>
-      <w:r>
-        <w:t>”. Координаты центра маркера вычисляются как среднее арифметическое координат углов маркера.</w:t>
-      </w:r>
-    </w:p>
-    <w:p>
-      <w:r>
-        <w:t xml:space="preserve">Определение угла поворота робота осуществляется через </w:t>
-      </w:r>
-      <w:proofErr w:type="spellStart"/>
-      <w:r>
-        <w:t>ArUco</w:t>
-      </w:r>
-      <w:proofErr w:type="spellEnd"/>
-      <w:r>
-        <w:t xml:space="preserve">‑маркер, направление которого совпадает с осью X робота (локальная система координат). Сам угол вычисляется через арктангенс, который учитывает также знаки аргументов. На рисунке </w:t>
-      </w:r>
-      <w:r>
-        <w:rPr>
-          <w:lang w:val="en-US"/>
-        </w:rPr>
-        <w:t>2</w:t>
-      </w:r>
-      <w:r>
-        <w:t xml:space="preserve"> изображен робот с отрисовкой.</w:t>
-      </w:r>
-    </w:p>
-    <w:p>
-      <w:pPr>
-        <w:pStyle w:val="af4"/>
-      </w:pPr>
-    </w:p>
-    <w:p>
-      <w:pPr>
-        <w:pStyle w:val="af4"/>
-      </w:pPr>
-      <w:r>
         <w:rPr>
           <w:noProof/>
         </w:rPr>
+        <w:fldChar w:fldCharType="end"/>
+      </w:r>
+      <w:r>
+        <w:t xml:space="preserve"> – Определение границ поля и </w:t>
+      </w:r>
+      <w:r>
+        <w:t>глобальной системы координат</w:t>
+      </w:r>
+    </w:p>
+    <w:p>
+      <w:pPr>
+        <w:pStyle w:val="2"/>
+      </w:pPr>
+      <w:bookmarkStart w:id="5" w:name="_Toc232501272"/>
+      <w:r>
         <w:lastRenderedPageBreak/>
+        <w:t>Определение местоположения и ориентации робота в глобальной системе</w:t>
+      </w:r>
+      <w:bookmarkEnd w:id="5"/>
+    </w:p>
+    <w:p>
+      <w:r>
+        <w:t>Локализация мобильного робота осуществляется методом визуальной навигации с использованием двумерных маркеров ArUco. Данный подход обеспечивает высокую точность определения как позиции, так и угла поворота платформы в реальном времени.</w:t>
+      </w:r>
+    </w:p>
+    <w:p>
+      <w:r>
+        <w:t>Процесс вычисления глобальных координат и ориентации включает следующие этапы:</w:t>
+      </w:r>
+    </w:p>
+    <w:p>
+      <w:pPr>
+        <w:pStyle w:val="a8"/>
+        <w:numPr>
+          <w:ilvl w:val="0"/>
+          <w:numId w:val="15"/>
+        </w:numPr>
+      </w:pPr>
+      <w:r>
+        <w:t>Детектирование маркера. Каждый кадр с камеры обрабатывается детектором cv2.aruco.ArucoDetector (используется словарь DICT_6X6_50). При успешном распознавании извлекаются пиксельные координаты четырех углов маркера и вычисляется его геометрический центр.</w:t>
+      </w:r>
+    </w:p>
+    <w:p>
+      <w:pPr>
+        <w:pStyle w:val="a8"/>
+        <w:numPr>
+          <w:ilvl w:val="0"/>
+          <w:numId w:val="15"/>
+        </w:numPr>
+      </w:pPr>
+      <w:r>
+        <w:t>Перспективное преобразование. Для перехода от искаженной пиксельной системы координат камеры к ортогональному виду сверху применяется матрица перспективного преобразования (M), рассчитанная на этапе калибровки по четырем угловым точкам рабочего поля из файла конфигурации.</w:t>
+      </w:r>
+    </w:p>
+    <w:p>
+      <w:pPr>
+        <w:pStyle w:val="a8"/>
+        <w:numPr>
+          <w:ilvl w:val="0"/>
+          <w:numId w:val="15"/>
+        </w:numPr>
+      </w:pPr>
+      <w:r>
+        <w:t>Перевод в метрическую систему. Спроецированные координаты центра маркера масштабируются с использованием калибровочных коэффициентов px_x и px_y (количество пикселей на метр по осям X и Y). В результате робот получает свои глобальные координаты (X,Y) в метрах относительно начала координат поля (верхний левый угол преобразованного изображения).</w:t>
+      </w:r>
+    </w:p>
+    <w:p>
+      <w:pPr>
+        <w:pStyle w:val="a8"/>
+        <w:numPr>
+          <w:ilvl w:val="0"/>
+          <w:numId w:val="15"/>
+        </w:numPr>
+      </w:pPr>
+      <w:r>
+        <w:t>Определение ориентации (курса). Угол поворота робота вычисляется на основе координат углов маркера в проекции сверху (pts_top). Базовый угол наклона маркера определяется через арктангенс разности координат его вершин. С учетом конструктивной особенности крепления (ось X робота конструктивно совпадает с осью Y маркера), к полученному значению применяется постоянная поправка −π/2 радиана.</w:t>
+      </w:r>
+    </w:p>
+    <w:p>
+      <w:pPr>
+        <w:pStyle w:val="a8"/>
+        <w:numPr>
+          <w:ilvl w:val="0"/>
+          <w:numId w:val="15"/>
+        </w:numPr>
+      </w:pPr>
+      <w:r>
+        <w:lastRenderedPageBreak/>
+        <w:t>Валидация положения. Центр робота проверяется функцией cv2.pointPolygonTest на принадлежность многоугольнику рабочего поля. Это позволяет отфильтровать ложные срабатывания, если в кадр случайно попал посторонний ArUco-маркер за пределами трассы.</w:t>
+      </w:r>
+    </w:p>
+    <w:p>
+      <w:pPr>
+        <w:pStyle w:val="a8"/>
+        <w:numPr>
+          <w:ilvl w:val="0"/>
+          <w:numId w:val="15"/>
+        </w:numPr>
+      </w:pPr>
+      <w:r>
+        <w:t>Полученные метрические координаты центра и угол ориентации далее передаются в модуль кинематики для расчета вектора скоростей и в алгоритм планирования для оценки текущего состояния системы.</w:t>
+      </w:r>
+    </w:p>
+    <w:p>
+      <w:r>
+        <w:t xml:space="preserve">На рисунке </w:t>
+      </w:r>
+      <w:r>
+        <w:t>2</w:t>
+      </w:r>
+      <w:r>
+        <w:t xml:space="preserve"> изображен робот с отрисовкой.</w:t>
+      </w:r>
+    </w:p>
+    <w:p>
+      <w:pPr>
+        <w:pStyle w:val="af4"/>
+      </w:pPr>
+    </w:p>
+    <w:p>
+      <w:pPr>
+        <w:pStyle w:val="af4"/>
+      </w:pPr>
+      <w:r>
+        <w:rPr>
+          <w:noProof/>
+        </w:rPr>
         <w:drawing>
           <wp:inline distT="0" distB="0" distL="0" distR="0" wp14:anchorId="7B680720" wp14:editId="096AF9BB">
             <wp:extent cx="3573780" cy="3592195"/>
@@ -2498,7 +2648,7 @@
                     </pic:cNvPicPr>
                   </pic:nvPicPr>
                   <pic:blipFill rotWithShape="1">
-                    <a:blip r:embed="rId9">
+                    <a:blip r:embed="rId11">
                       <a:extLst>
                         <a:ext uri="{28A0092B-C50C-407E-A947-70E740481C1C}">
                           <a14:useLocalDpi xmlns:a14="http://schemas.microsoft.com/office/drawing/2010/main" val="0"/>
@@ -2558,6 +2708,9 @@
         <w:t>2</w:t>
       </w:r>
       <w:r>
+        <w:rPr>
+          <w:noProof/>
+        </w:rPr>
         <w:fldChar w:fldCharType="end"/>
       </w:r>
       <w:r>
@@ -2566,17 +2719,37 @@
     </w:p>
     <w:p>
       <w:pPr>
+        <w:spacing w:line="259" w:lineRule="auto"/>
+        <w:ind w:firstLine="0"/>
+        <w:jc w:val="left"/>
+        <w:rPr>
+          <w:rFonts w:eastAsiaTheme="majorEastAsia" w:cstheme="majorBidi"/>
+          <w:i/>
+          <w:color w:val="000000" w:themeColor="text1"/>
+          <w:szCs w:val="26"/>
+        </w:rPr>
+      </w:pPr>
+      <w:bookmarkStart w:id="6" w:name="_Toc232501273"/>
+      <w:r>
+        <w:br w:type="page"/>
+      </w:r>
+    </w:p>
+    <w:p>
+      <w:pPr>
         <w:pStyle w:val="2"/>
       </w:pPr>
-      <w:bookmarkStart w:id="6" w:name="_Toc232501273"/>
-      <w:r>
+      <w:r>
+        <w:lastRenderedPageBreak/>
         <w:t>Детектирование препятствий</w:t>
       </w:r>
       <w:bookmarkEnd w:id="6"/>
     </w:p>
     <w:p>
       <w:r>
-        <w:t>Обнаружение препятствий выполняется с помощью цветовой фильтрации в пространстве HSV</w:t>
+        <w:t xml:space="preserve">Обнаружение препятствий в системе выполняется на основе цветовой фильтрации в цветовом пространстве </w:t>
+      </w:r>
+      <w:r>
+        <w:t>HSV</w:t>
       </w:r>
       <w:r>
         <w:rPr>
@@ -2590,12 +2763,15 @@
     </w:p>
     <w:p>
       <w:r>
-        <w:t>Применение такого подхода позволяет определять объекты без учёта яркости внутри помещения, что является крайне необходимым для корректной работы проекта. Однако, тени от объектов могут значительно повлиять на качество работы.</w:t>
-      </w:r>
-    </w:p>
-    <w:p>
-      <w:r>
-        <w:t>Алгоритм построения маски включает следующие шаги:</w:t>
+        <w:t>Применение данного подхода обеспечивает устойчивость алгоритма к изменениям освещенности внутри помещения, что критически важно для стабильной работы робота. Тем не менее, для минимизации влияния теней и камерального шума применяется комплекс морфологических операций и геометрических проверок</w:t>
+      </w:r>
+      <w:r>
+        <w:t xml:space="preserve"> </w:t>
+      </w:r>
+    </w:p>
+    <w:p>
+      <w:r>
+        <w:t>Алгоритм построения маски и извлечения данных о препятствиях включает следующие шаги:</w:t>
       </w:r>
     </w:p>
     <w:p>
@@ -2603,11 +2779,11 @@
         <w:pStyle w:val="a8"/>
         <w:numPr>
           <w:ilvl w:val="0"/>
-          <w:numId w:val="8"/>
+          <w:numId w:val="10"/>
         </w:numPr>
       </w:pPr>
       <w:r>
-        <w:t xml:space="preserve">HSV‑фильтрация. Кадр переводится в HSV, после чего к нему применяется метод “cv2.inRange”. </w:t>
+        <w:t>HSV-фильтрация. Исходный кадр преобразуется из пространства BGR в HSV. К кадру последовательно применяется функция cv2.inRange для заданных цветовых диапазонов (например, красный, зеленый, синий, черный), в результате чего формируется бинарная маска потенциальных препятствий.</w:t>
       </w:r>
     </w:p>
     <w:p>
@@ -2615,57 +2791,23 @@
         <w:pStyle w:val="a8"/>
         <w:numPr>
           <w:ilvl w:val="0"/>
-          <w:numId w:val="8"/>
+          <w:numId w:val="10"/>
         </w:numPr>
       </w:pPr>
       <w:r>
-        <w:t>Область поиска.</w:t>
-      </w:r>
-      <w:r>
-        <w:t xml:space="preserve"> Так как камера охватывает область больше границ поля, то можно исключить область вне поля для поска </w:t>
-      </w:r>
-      <w:r>
-        <w:t xml:space="preserve">препятствий, а также </w:t>
-      </w:r>
-      <w:r>
-        <w:lastRenderedPageBreak/>
-        <w:t xml:space="preserve">исключим область робота из поска, так как его </w:t>
-      </w:r>
-      <w:proofErr w:type="spellStart"/>
-      <w:r>
-        <w:t>ArUco</w:t>
-      </w:r>
-      <w:proofErr w:type="spellEnd"/>
-      <w:r>
-        <w:t>‑маркер</w:t>
-      </w:r>
-      <w:r>
-        <w:t xml:space="preserve"> может быть воспринят как препядвсие, что помешает алгоритму поиска </w:t>
-      </w:r>
-      <w:proofErr w:type="spellStart"/>
-      <w:r>
-        <w:t>марштура</w:t>
-      </w:r>
-      <w:proofErr w:type="spellEnd"/>
+        <w:t>Исключение робота и проверка границ. Поскольку ArUco-маркер на роботе может быть ошибочно классифицирован как препятствие (особенно при детектировании черного цвета), на бинарную маску программно накладывается черная окружность в координатах центра робота, «стирая» его из поля поиска. Дополнительно центр каждого обнаруженного объекта проверяется функцией cv2.pointPolygonTest на принадлежность многоугольнику рабочего поля, что позволяет исключить ложные срабатывания за его пределами.</w:t>
+      </w:r>
     </w:p>
     <w:p>
       <w:pPr>
         <w:pStyle w:val="a8"/>
         <w:numPr>
           <w:ilvl w:val="0"/>
-          <w:numId w:val="8"/>
+          <w:numId w:val="10"/>
         </w:numPr>
       </w:pPr>
       <w:r>
-        <w:t>Морфологическая очистка. Применяется операция открытия (</w:t>
-      </w:r>
-      <w:proofErr w:type="spellStart"/>
-      <w:r>
-        <w:t>эрозия+дилатация</w:t>
-      </w:r>
-      <w:proofErr w:type="spellEnd"/>
-      <w:r>
-        <w:t>) с помощью метода “cv2.MORPH_OPEN” с ядром 10×10 пикселей для удаления мелкого шума.</w:t>
+        <w:t>Морфологическая очистка. Для устранения мелкого шума и заполнения внутренних пустот в объектах к маске применяются операции открытия (cv2.MORPH_OPEN с ядром 5×5, 2 итерации) и закрытия (cv2.MORPH_CLOSE с ядром 5×5, 4 итерации).</w:t>
       </w:r>
     </w:p>
     <w:p>
@@ -2673,11 +2815,12 @@
         <w:pStyle w:val="a8"/>
         <w:numPr>
           <w:ilvl w:val="0"/>
-          <w:numId w:val="8"/>
+          <w:numId w:val="10"/>
         </w:numPr>
       </w:pPr>
       <w:r>
-        <w:t>Расширение на радиус робота. Чтобы учесть геометрию робота при планировании маршрута, полученная маска препятствий расширяется морфологической операцией (дилатация с ядром). Размер расширения равен радиусу робота с добавлением дополнительного отступа. Данный отступ необходим для компенсации искажения, из-за которого в разных частях поля робот проезжал на разном расстоянии от препятствия.</w:t>
+        <w:lastRenderedPageBreak/>
+        <w:t>Выделение контуров и фильтрация по площади. С помощью функции cv2.findContours (с флагами RETR_EXTERNAL и CHAIN_APPROX_SIMPLE) извлекаются внешние границы объектов. Контуры, площадь которых меньше порогового значения MIN_OBSTACLE_AREA (300 пикселей), отбрасываются как незначительный шум.</w:t>
       </w:r>
     </w:p>
     <w:p>
@@ -2685,17 +2828,11 @@
         <w:pStyle w:val="a8"/>
         <w:numPr>
           <w:ilvl w:val="0"/>
-          <w:numId w:val="8"/>
+          <w:numId w:val="10"/>
         </w:numPr>
       </w:pPr>
       <w:r>
-        <w:t xml:space="preserve">Виртуальные стены. </w:t>
-      </w:r>
-      <w:r>
-        <w:t>Так как границы рабочего поля так же является</w:t>
-      </w:r>
-      <w:r>
-        <w:t>, то к ним так же применяется операция расширения.</w:t>
+        <w:t>Определение центра и перспективное преобразование. Для оставшихся контуров вычисляются пространственные моменты (cv2.moments) для нахождения центра масс в пиксельных координатах. Затем эти координаты преобразуются в вид сверху (в метры) с помощью матрицы перспективного преобразования cv2.perspectiveTransform.</w:t>
       </w:r>
     </w:p>
     <w:p>
@@ -2703,24 +2840,174 @@
         <w:pStyle w:val="a8"/>
         <w:numPr>
           <w:ilvl w:val="0"/>
-          <w:numId w:val="8"/>
+          <w:numId w:val="10"/>
         </w:numPr>
       </w:pPr>
       <w:r>
-        <w:t>После работы всех алгоритмов происходит объединение маски расширенных препятствий и маски со стенами. Данная маска далее используется алгоритмами глобального планирования.</w:t>
-      </w:r>
-    </w:p>
-    <w:p>
-      <w:r>
-        <w:t>Для отрисовки всех элементов на рабочей области последовательно применяются следующие методы из библиотеки “</w:t>
-      </w:r>
-      <w:proofErr w:type="spellStart"/>
-      <w:r>
-        <w:t>opencv-python</w:t>
-      </w:r>
-      <w:proofErr w:type="spellEnd"/>
-      <w:r>
-        <w:t xml:space="preserve">”: </w:t>
+        <w:t>Инфляция (раздувание) препятствий. На этапе планирования маршрута (path_planner.py) создается дискретная сетка проходимости. Ячейки, соответствующие препятствиям, а также границы поля, принудительно помечаются как непроходимые с учетом эффективного радиуса: суммы радиуса робота (obs_radius_m) и заданного безопасного отступа (safety_margin). Это гарантирует, что центр робота физически не сможет приблизиться к препятствию на опасное расстояние.</w:t>
+      </w:r>
+    </w:p>
+    <w:p>
+      <w:r>
+        <w:t>Для визуализации процесса и интерфейса оператора в рабочем окне последовательно применяются следующие методы библиотеки opencv-python:</w:t>
+      </w:r>
+    </w:p>
+    <w:p>
+      <w:pPr>
+        <w:pStyle w:val="a8"/>
+        <w:numPr>
+          <w:ilvl w:val="0"/>
+          <w:numId w:val="12"/>
+        </w:numPr>
+      </w:pPr>
+      <w:r>
+        <w:t>cv2.circle и cv2.arrowedLine – отрисовка центра робота, его локальной системы координат (ориентированной по положению ArUco-маркера) и глобальных осей координат поля (в нижнем левом углу).</w:t>
+      </w:r>
+    </w:p>
+    <w:p>
+      <w:pPr>
+        <w:pStyle w:val="a8"/>
+        <w:numPr>
+          <w:ilvl w:val="0"/>
+          <w:numId w:val="12"/>
+        </w:numPr>
+      </w:pPr>
+      <w:r>
+        <w:t>cv2.line – отображение желаемого маршрута (жёлтая линия), построенного алгоритмом планирования.</w:t>
+      </w:r>
+    </w:p>
+    <w:p>
+      <w:pPr>
+        <w:pStyle w:val="a8"/>
+        <w:numPr>
+          <w:ilvl w:val="0"/>
+          <w:numId w:val="12"/>
+        </w:numPr>
+      </w:pPr>
+      <w:r>
+        <w:t>Отрисовка доступной для робота области (зелёные точки), вычисленной алгоритмом поиска в ширину (BFS). Установка целевой точки в этой зоне гарантирует успешное построение маршрута.</w:t>
+      </w:r>
+    </w:p>
+    <w:p>
+      <w:pPr>
+        <w:pStyle w:val="a8"/>
+        <w:numPr>
+          <w:ilvl w:val="0"/>
+          <w:numId w:val="12"/>
+        </w:numPr>
+      </w:pPr>
+      <w:r>
+        <w:lastRenderedPageBreak/>
+        <w:t>cv2.putText – вывод текстовых меток с текущими координатами робота и цели, а также названия активного алгоритма и длины пути.</w:t>
+      </w:r>
+    </w:p>
+    <w:p>
+      <w:r>
+        <w:t xml:space="preserve">Примерный вид визуализации рабочего окна с обнаруженными препятствиями и построенным маршрутом представлен на рисунке </w:t>
+      </w:r>
+      <w:r>
+        <w:t>3</w:t>
+      </w:r>
+      <w:r>
+        <w:t>.</w:t>
+      </w:r>
+    </w:p>
+    <w:p>
+      <w:pPr>
+        <w:ind w:firstLine="0"/>
+        <w:jc w:val="center"/>
+      </w:pPr>
+      <w:r>
+        <w:rPr>
+          <w:noProof/>
+        </w:rPr>
+        <w:drawing>
+          <wp:inline distT="0" distB="0" distL="0" distR="0" wp14:anchorId="371BA467" wp14:editId="299FB701">
+            <wp:extent cx="4521200" cy="4394200"/>
+            <wp:effectExtent l="0" t="0" r="0" b="6350"/>
+            <wp:docPr id="268862088" name="Рисунок 1"/>
+            <wp:cNvGraphicFramePr>
+              <a:graphicFrameLocks xmlns:a="http://schemas.openxmlformats.org/drawingml/2006/main" noChangeAspect="1"/>
+            </wp:cNvGraphicFramePr>
+            <a:graphic xmlns:a="http://schemas.openxmlformats.org/drawingml/2006/main">
+              <a:graphicData uri="http://schemas.openxmlformats.org/drawingml/2006/picture">
+                <pic:pic xmlns:pic="http://schemas.openxmlformats.org/drawingml/2006/picture">
+                  <pic:nvPicPr>
+                    <pic:cNvPr id="268862088" name=""/>
+                    <pic:cNvPicPr/>
+                  </pic:nvPicPr>
+                  <pic:blipFill rotWithShape="1">
+                    <a:blip r:embed="rId12"/>
+                    <a:srcRect l="18671" t="4736" r="5216" b="4232"/>
+                    <a:stretch>
+                      <a:fillRect/>
+                    </a:stretch>
+                  </pic:blipFill>
+                  <pic:spPr bwMode="auto">
+                    <a:xfrm>
+                      <a:off x="0" y="0"/>
+                      <a:ext cx="4521397" cy="4394392"/>
+                    </a:xfrm>
+                    <a:prstGeom prst="rect">
+                      <a:avLst/>
+                    </a:prstGeom>
+                    <a:ln>
+                      <a:noFill/>
+                    </a:ln>
+                    <a:extLst>
+                      <a:ext uri="{53640926-AAD7-44D8-BBD7-CCE9431645EC}">
+                        <a14:shadowObscured xmlns:a14="http://schemas.microsoft.com/office/drawing/2010/main"/>
+                      </a:ext>
+                    </a:extLst>
+                  </pic:spPr>
+                </pic:pic>
+              </a:graphicData>
+            </a:graphic>
+          </wp:inline>
+        </w:drawing>
+      </w:r>
+    </w:p>
+    <w:p>
+      <w:pPr>
+        <w:pStyle w:val="af4"/>
+      </w:pPr>
+      <w:r>
+        <w:t xml:space="preserve">Рисунок </w:t>
+      </w:r>
+      <w:r>
+        <w:fldChar w:fldCharType="begin"/>
+      </w:r>
+      <w:r>
+        <w:instrText xml:space="preserve"> SEQ Рисунок \* ARABIC </w:instrText>
+      </w:r>
+      <w:r>
+        <w:fldChar w:fldCharType="separate"/>
+      </w:r>
+      <w:r>
+        <w:rPr>
+          <w:noProof/>
+        </w:rPr>
+        <w:t>3</w:t>
+      </w:r>
+      <w:r>
+        <w:rPr>
+          <w:noProof/>
+        </w:rPr>
+        <w:fldChar w:fldCharType="end"/>
+      </w:r>
+      <w:r>
+        <w:t xml:space="preserve"> – </w:t>
+      </w:r>
+      <w:r>
+        <w:t xml:space="preserve">Вид элементов визуализации </w:t>
+      </w:r>
+    </w:p>
+    <w:p>
+      <w:r>
+        <w:t>В рабочем окне имеются следующие элементы интерфейса</w:t>
+      </w:r>
+      <w:r>
+        <w:t>:</w:t>
       </w:r>
     </w:p>
     <w:p>
@@ -2732,7 +3019,13 @@
         </w:numPr>
       </w:pPr>
       <w:r>
-        <w:t>“cv2.findContours” – поиск границ объектов в бинарной маске.</w:t>
+        <w:t>Отображение глобальной системы координат поля</w:t>
+      </w:r>
+      <w:r>
+        <w:t xml:space="preserve"> (нижний левый угол)</w:t>
+      </w:r>
+      <w:r>
+        <w:t>;</w:t>
       </w:r>
     </w:p>
     <w:p>
@@ -2744,7 +3037,7 @@
         </w:numPr>
       </w:pPr>
       <w:r>
-        <w:t>“cv2.drawContours” – отрисовка контуров линиями заданной толщины и цвета.</w:t>
+        <w:t>Отображение центра робота и локальной системы координат робота (зависит только от положения ArUco-маркера);</w:t>
       </w:r>
     </w:p>
     <w:p>
@@ -2756,7 +3049,10 @@
         </w:numPr>
       </w:pPr>
       <w:r>
-        <w:t>“cv2.rectangle” – прямоугольник границы допустимой зоны.</w:t>
+        <w:t>Отображение желаемого пути</w:t>
+      </w:r>
+      <w:r>
+        <w:t xml:space="preserve"> (жёлтая линия);</w:t>
       </w:r>
     </w:p>
     <w:p>
@@ -2768,7 +3064,289 @@
         </w:numPr>
       </w:pPr>
       <w:r>
-        <w:t>“cv2.circle” – центр робота и окружность его габарита.</w:t>
+        <w:t>Отображение доступной для робота области (зелёные точки)</w:t>
+      </w:r>
+      <w:r>
+        <w:t>.</w:t>
+      </w:r>
+      <w:r>
+        <w:t xml:space="preserve"> Установка целевой точки в зелёной зоне гарантирует</w:t>
+      </w:r>
+      <w:r>
+        <w:t xml:space="preserve"> построение маршрута</w:t>
+      </w:r>
+      <w:r>
+        <w:t>.</w:t>
+      </w:r>
+    </w:p>
+    <w:p>
+      <w:pPr>
+        <w:pStyle w:val="2"/>
+      </w:pPr>
+      <w:bookmarkStart w:id="7" w:name="_Toc232501274"/>
+      <w:r>
+        <w:lastRenderedPageBreak/>
+        <w:t>Построение маршрута движения</w:t>
+      </w:r>
+      <w:bookmarkEnd w:id="7"/>
+    </w:p>
+    <w:p>
+      <w:r>
+        <w:t>На основе данных детектирования препятствий формируется бинарная карта проходимости рабочего поля. Пространство дискретизируется на регулярную сетку с заданным размером ячейки (cell_size). Для обеспечения физической безопасности робота и компенсации погрешностей одометрии применяется операция расширения (inflation): зоны препятствий и границы рабочего поля программно увеличиваются на величину эффективного радиуса, равного сумме радиуса робота и заданного безопасного отступа (safety_margin). Координаты текущего положения робота и целевой точки преобразуются из метрической системы (метры) в индексы ячеек данной сетки.</w:t>
+      </w:r>
+    </w:p>
+    <w:p>
+      <w:pPr>
+        <w:rPr>
+          <w:lang w:val="en-US"/>
+        </w:rPr>
+      </w:pPr>
+      <w:r>
+        <w:t>Для поиска оптимальной траектории в качестве базового используется алгоритм A (A-star)*. Это информированный алгоритм поиска по графу, который гарантирует нахождение кратчайшего пути при использовании монотонной эвристики. Оценка приоритета узла вычисляется по функции</w:t>
+      </w:r>
+      <w:r>
+        <w:t>:</w:t>
+      </w:r>
+    </w:p>
+    <w:p>
+      <w:pPr>
+        <w:pStyle w:val="af4"/>
+        <w:rPr>
+          <w:rFonts w:eastAsiaTheme="minorEastAsia"/>
+          <w:lang w:val="en-US"/>
+        </w:rPr>
+      </w:pPr>
+      <m:oMathPara>
+        <m:oMath>
+          <m:eqArr>
+            <m:eqArrPr>
+              <m:maxDist m:val="1"/>
+              <m:ctrlPr>
+                <w:rPr>
+                  <w:rFonts w:ascii="Cambria Math" w:hAnsi="Cambria Math"/>
+                  <w:i/>
+                  <w:lang w:val="en-US"/>
+                </w:rPr>
+              </m:ctrlPr>
+            </m:eqArrPr>
+            <m:e>
+              <m:r>
+                <w:rPr>
+                  <w:rFonts w:ascii="Cambria Math" w:hAnsi="Cambria Math"/>
+                </w:rPr>
+                <m:t>f</m:t>
+              </m:r>
+              <m:d>
+                <m:dPr>
+                  <m:ctrlPr>
+                    <w:rPr>
+                      <w:rFonts w:ascii="Cambria Math" w:hAnsi="Cambria Math"/>
+                      <w:i/>
+                      <w:lang w:val="en-US"/>
+                    </w:rPr>
+                  </m:ctrlPr>
+                </m:dPr>
+                <m:e>
+                  <m:r>
+                    <w:rPr>
+                      <w:rFonts w:ascii="Cambria Math" w:hAnsi="Cambria Math"/>
+                      <w:lang w:val="en-US"/>
+                    </w:rPr>
+                    <m:t>n</m:t>
+                  </m:r>
+                </m:e>
+              </m:d>
+              <m:r>
+                <w:rPr>
+                  <w:rFonts w:ascii="Cambria Math" w:hAnsi="Cambria Math"/>
+                  <w:lang w:val="en-US"/>
+                </w:rPr>
+                <m:t>=g</m:t>
+              </m:r>
+              <m:d>
+                <m:dPr>
+                  <m:ctrlPr>
+                    <w:rPr>
+                      <w:rFonts w:ascii="Cambria Math" w:hAnsi="Cambria Math"/>
+                      <w:i/>
+                      <w:lang w:val="en-US"/>
+                    </w:rPr>
+                  </m:ctrlPr>
+                </m:dPr>
+                <m:e>
+                  <m:r>
+                    <w:rPr>
+                      <w:rFonts w:ascii="Cambria Math" w:hAnsi="Cambria Math"/>
+                      <w:lang w:val="en-US"/>
+                    </w:rPr>
+                    <m:t>n</m:t>
+                  </m:r>
+                </m:e>
+              </m:d>
+              <m:r>
+                <w:rPr>
+                  <w:rFonts w:ascii="Cambria Math" w:hAnsi="Cambria Math"/>
+                  <w:lang w:val="en-US"/>
+                </w:rPr>
+                <m:t>+h</m:t>
+              </m:r>
+              <m:d>
+                <m:dPr>
+                  <m:ctrlPr>
+                    <w:rPr>
+                      <w:rFonts w:ascii="Cambria Math" w:hAnsi="Cambria Math"/>
+                      <w:i/>
+                      <w:lang w:val="en-US"/>
+                    </w:rPr>
+                  </m:ctrlPr>
+                </m:dPr>
+                <m:e>
+                  <m:r>
+                    <w:rPr>
+                      <w:rFonts w:ascii="Cambria Math" w:hAnsi="Cambria Math"/>
+                      <w:lang w:val="en-US"/>
+                    </w:rPr>
+                    <m:t>n</m:t>
+                  </m:r>
+                </m:e>
+              </m:d>
+              <m:r>
+                <w:rPr>
+                  <w:rFonts w:ascii="Cambria Math" w:hAnsi="Cambria Math"/>
+                  <w:lang w:val="en-US"/>
+                </w:rPr>
+                <m:t xml:space="preserve"> </m:t>
+              </m:r>
+              <m:r>
+                <w:rPr>
+                  <w:rFonts w:ascii="Cambria Math" w:hAnsi="Cambria Math"/>
+                </w:rPr>
+                <m:t>#</m:t>
+              </m:r>
+              <m:d>
+                <m:dPr>
+                  <m:ctrlPr>
+                    <w:rPr>
+                      <w:rFonts w:ascii="Cambria Math" w:hAnsi="Cambria Math"/>
+                      <w:i/>
+                      <w:lang w:val="en-US"/>
+                    </w:rPr>
+                  </m:ctrlPr>
+                </m:dPr>
+                <m:e>
+                  <m:r>
+                    <w:rPr>
+                      <w:rFonts w:ascii="Cambria Math" w:hAnsi="Cambria Math"/>
+                      <w:i/>
+                      <w:lang w:val="en-US"/>
+                    </w:rPr>
+                    <w:fldChar w:fldCharType="begin"/>
+                  </m:r>
+                  <m:r>
+                    <w:rPr>
+                      <w:rFonts w:ascii="Cambria Math" w:hAnsi="Cambria Math"/>
+                      <w:lang w:val="en-US"/>
+                    </w:rPr>
+                    <m:t xml:space="preserve"> SEQ Формула \* ARABIC </m:t>
+                  </m:r>
+                  <m:r>
+                    <w:rPr>
+                      <w:rFonts w:ascii="Cambria Math" w:hAnsi="Cambria Math"/>
+                      <w:i/>
+                      <w:lang w:val="en-US"/>
+                    </w:rPr>
+                    <w:fldChar w:fldCharType="separate"/>
+                  </m:r>
+                  <m:r>
+                    <w:rPr>
+                      <w:rFonts w:ascii="Cambria Math" w:hAnsi="Cambria Math"/>
+                      <w:noProof/>
+                      <w:lang w:val="en-US"/>
+                    </w:rPr>
+                    <m:t>1</m:t>
+                  </m:r>
+                  <m:r>
+                    <w:rPr>
+                      <w:rFonts w:ascii="Cambria Math" w:hAnsi="Cambria Math"/>
+                      <w:i/>
+                      <w:lang w:val="en-US"/>
+                    </w:rPr>
+                    <w:fldChar w:fldCharType="end"/>
+                  </m:r>
+                </m:e>
+              </m:d>
+              <m:ctrlPr>
+                <w:rPr>
+                  <w:rFonts w:ascii="Cambria Math" w:hAnsi="Cambria Math"/>
+                  <w:i/>
+                </w:rPr>
+              </m:ctrlPr>
+            </m:e>
+          </m:eqArr>
+        </m:oMath>
+      </m:oMathPara>
+    </w:p>
+    <w:p>
+      <w:pPr>
+        <w:rPr>
+          <w:rFonts w:eastAsiaTheme="minorEastAsia"/>
+        </w:rPr>
+      </w:pPr>
+      <w:r>
+        <w:rPr>
+          <w:rFonts w:eastAsiaTheme="minorEastAsia"/>
+        </w:rPr>
+        <w:t>Г</w:t>
+      </w:r>
+      <w:r>
+        <w:rPr>
+          <w:rFonts w:eastAsiaTheme="minorEastAsia"/>
+        </w:rPr>
+        <w:t>де</w:t>
+      </w:r>
+      <w:r>
+        <w:rPr>
+          <w:rFonts w:eastAsiaTheme="minorEastAsia"/>
+        </w:rPr>
+        <w:t xml:space="preserve"> </w:t>
+      </w:r>
+    </w:p>
+    <w:p>
+      <w:pPr>
+        <w:rPr>
+          <w:rFonts w:eastAsiaTheme="minorEastAsia"/>
+        </w:rPr>
+      </w:pPr>
+      <w:r>
+        <w:rPr>
+          <w:rFonts w:eastAsiaTheme="minorEastAsia"/>
+        </w:rPr>
+        <w:t>g(n) – фактическая накопленная стоимость пути от стартовой точки до узла n;</w:t>
+      </w:r>
+    </w:p>
+    <w:p>
+      <w:pPr>
+        <w:rPr>
+          <w:rFonts w:eastAsiaTheme="minorEastAsia"/>
+        </w:rPr>
+      </w:pPr>
+      <w:r>
+        <w:rPr>
+          <w:rFonts w:eastAsiaTheme="minorEastAsia"/>
+        </w:rPr>
+        <w:t>h(n) – эвристическая оценка расстояния от узла n до цели (в данной реализации используется евклидово расстояние).</w:t>
+      </w:r>
+    </w:p>
+    <w:p>
+      <w:bookmarkStart w:id="8" w:name="_Toc232501275"/>
+      <w:r>
+        <w:t>Использование 8-связной окрестности и эвристической функции позволяет алгоритму целенаправленно исследовать пространство, существенно сокращая количество посещаемых узлов по сравнению с алгоритмом Дейкстры, при этом сохраняя математическую оптимальность решения.</w:t>
+      </w:r>
+    </w:p>
+    <w:p>
+      <w:r>
+        <w:lastRenderedPageBreak/>
+        <w:t>Архитектура планировщика включает механизмы обработки критических ситуаций (edge cases) для обеспечения отказоустойчивости системы:</w:t>
       </w:r>
     </w:p>
     <w:p>
@@ -2776,11 +3354,17 @@
         <w:pStyle w:val="a8"/>
         <w:numPr>
           <w:ilvl w:val="0"/>
-          <w:numId w:val="7"/>
+          <w:numId w:val="13"/>
         </w:numPr>
       </w:pPr>
       <w:r>
-        <w:t>“cv2.arrowedLine” – стрелки локальных и глобальных осей координат.</w:t>
+        <w:t xml:space="preserve">Недостижимость цели: </w:t>
+      </w:r>
+      <w:r>
+        <w:t>е</w:t>
+      </w:r>
+      <w:r>
+        <w:t>сли целевая ячейка или все подходы к ней заблокированы препятствиями, алгоритм исчерпывает пространство поиска и возвращает пустой маршрут. В этом случае робот инициирует остановку, а в консоль выводится сообщение о невозможности построения маршрута.</w:t>
       </w:r>
     </w:p>
     <w:p>
@@ -2788,294 +3372,56 @@
         <w:pStyle w:val="a8"/>
         <w:numPr>
           <w:ilvl w:val="0"/>
-          <w:numId w:val="7"/>
+          <w:numId w:val="13"/>
         </w:numPr>
       </w:pPr>
       <w:r>
-        <w:t>“cv2.putText” – текстовые метки координат, названий осей и подписей “Start / End”.</w:t>
-      </w:r>
-    </w:p>
-    <w:p>
-      <w:r>
-        <w:t xml:space="preserve">Примерный вид визуализации рабочего окна представлен на рисунке </w:t>
-      </w:r>
-      <w:r>
-        <w:t>3</w:t>
-      </w:r>
-      <w:r>
-        <w:t>.</w:t>
-      </w:r>
-    </w:p>
-    <w:p>
-      <w:pPr>
-        <w:pStyle w:val="af4"/>
+        <w:t xml:space="preserve">Виртуальное застревание на старте: </w:t>
+      </w:r>
+      <w:r>
+        <w:t>и</w:t>
+      </w:r>
+      <w:r>
+        <w:t>з-за погрешностей детектирования или агрессивных настроек безопасного отступа стартовая ячейка робота может быть ошибочно классифицирована как препятствие. Для предотвращения сбоя реализован алгоритм поиска в ширину (BFS), который сканирует окрестность робота (в радиусе нескольких ячеек) для поиска ближайшей свободной ячейки. При её обнаружении точка старта виртуально смещается в эту ячейку, позволяя построить корректный маршрут для выхода из зоны "виртуального застревания". Если свободных ячеек в заданном радиусе не обнаружено, система распознаёт физическое застревание и блокирует движение.</w:t>
+      </w:r>
+    </w:p>
+    <w:p>
+      <w:pPr>
+        <w:rPr>
+          <w:rFonts w:eastAsiaTheme="majorEastAsia" w:cstheme="majorBidi"/>
+          <w:color w:val="000000" w:themeColor="text1"/>
+          <w:szCs w:val="26"/>
+        </w:rPr>
+      </w:pPr>
+      <w:r>
+        <w:t>Результирующий массив индексов ячеек преобразуется обратно в метрические координаты, формируя дискретный опорный маршрут. В дальнейшем этот маршрут может быть подвергнут процедуре постобработки (например, сплайн-интерполяции) для обеспечения плавности управляющих воздействий.</w:t>
+      </w:r>
+      <w:r>
+        <w:br w:type="page"/>
+      </w:r>
+    </w:p>
+    <w:p>
+      <w:pPr>
+        <w:pStyle w:val="2"/>
       </w:pPr>
       <w:r>
         <w:lastRenderedPageBreak/>
-        <w:t xml:space="preserve">Рисунок </w:t>
-      </w:r>
-      <w:r>
-        <w:fldChar w:fldCharType="begin"/>
-      </w:r>
-      <w:r>
-        <w:instrText xml:space="preserve"> SEQ Рисунок \* ARABIC </w:instrText>
-      </w:r>
-      <w:r>
-        <w:fldChar w:fldCharType="separate"/>
-      </w:r>
-      <w:r>
-        <w:rPr>
-          <w:noProof/>
-        </w:rPr>
-        <w:t>3</w:t>
-      </w:r>
-      <w:r>
-        <w:fldChar w:fldCharType="end"/>
-      </w:r>
-      <w:r>
-        <w:t xml:space="preserve"> – </w:t>
-      </w:r>
-      <w:r>
-        <w:t xml:space="preserve">Вид элементов визуализации </w:t>
-      </w:r>
-    </w:p>
-    <w:p>
-      <w:r>
-        <w:t>В рабочем окне имеются следующие элементы интерфейса</w:t>
-      </w:r>
-      <w:r>
-        <w:t>:</w:t>
-      </w:r>
-    </w:p>
-    <w:p>
-      <w:pPr>
-        <w:pStyle w:val="a8"/>
-        <w:numPr>
-          <w:ilvl w:val="0"/>
-          <w:numId w:val="7"/>
-        </w:numPr>
-      </w:pPr>
-      <w:r>
-        <w:t>Отображение глобальной системы координат поля;</w:t>
-      </w:r>
-    </w:p>
-    <w:p>
-      <w:pPr>
-        <w:pStyle w:val="a8"/>
-        <w:numPr>
-          <w:ilvl w:val="0"/>
-          <w:numId w:val="7"/>
-        </w:numPr>
-      </w:pPr>
-      <w:r>
-        <w:t xml:space="preserve">Отображение центра робота и локальной системы координат робота (зависит только от положения </w:t>
-      </w:r>
-      <w:proofErr w:type="spellStart"/>
-      <w:r>
-        <w:t>ArUco</w:t>
-      </w:r>
-      <w:proofErr w:type="spellEnd"/>
-      <w:r>
-        <w:t>-маркера);</w:t>
-      </w:r>
-    </w:p>
-    <w:p>
-      <w:pPr>
-        <w:pStyle w:val="a8"/>
-        <w:numPr>
-          <w:ilvl w:val="0"/>
-          <w:numId w:val="7"/>
-        </w:numPr>
-      </w:pPr>
-      <w:r>
-        <w:t>Отображение информации о позиции робота</w:t>
-      </w:r>
-      <w:r>
-        <w:t xml:space="preserve"> и координаты целевой точки;</w:t>
-      </w:r>
-    </w:p>
-    <w:p>
-      <w:pPr>
-        <w:pStyle w:val="a8"/>
-        <w:numPr>
-          <w:ilvl w:val="0"/>
-          <w:numId w:val="7"/>
-        </w:numPr>
-      </w:pPr>
-      <w:r>
-        <w:t>Отображение желаемого пути</w:t>
-      </w:r>
-      <w:r>
-        <w:t xml:space="preserve"> (жёлтая линия);</w:t>
-      </w:r>
-    </w:p>
-    <w:p>
-      <w:pPr>
-        <w:pStyle w:val="a8"/>
-        <w:numPr>
-          <w:ilvl w:val="0"/>
-          <w:numId w:val="7"/>
-        </w:numPr>
-      </w:pPr>
-      <w:r>
-        <w:t>Отображение границ препятствий зелёным цветом. Расширенная маска препятствий изображена толстой красной линией</w:t>
-      </w:r>
-      <w:r>
-        <w:t>;</w:t>
-      </w:r>
-    </w:p>
-    <w:p>
-      <w:pPr>
-        <w:pStyle w:val="a8"/>
-        <w:numPr>
-          <w:ilvl w:val="0"/>
-          <w:numId w:val="7"/>
-        </w:numPr>
-      </w:pPr>
-      <w:r>
-        <w:t>Отображение границ поля движения робота</w:t>
-      </w:r>
-      <w:r>
-        <w:t>.</w:t>
+        <w:t>Подключение к роботу и его отправка</w:t>
+      </w:r>
+      <w:bookmarkEnd w:id="8"/>
+    </w:p>
+    <w:p>
+      <w:r>
+        <w:t>Управление движением осуществляется отправкой HTTP‑запроса на URL-вида “http://&lt;IP&gt;/data/omnidrive”.</w:t>
+      </w:r>
+    </w:p>
+    <w:p>
+      <w:r>
+        <w:t>Тело запроса представляет собой JSON‑массив из трёх чисел: [Vx, Vy, 0] (т.к. голономное движение).  Функция “send_velocity” модуля “Robotino.py” формирует запрос и проверяет код ответа. При успешном ответе (статус “200”) команда считается исполненной. В случае сетевой ошибки</w:t>
       </w:r>
       <w:r>
         <w:t xml:space="preserve"> </w:t>
       </w:r>
-    </w:p>
-    <w:p>
-      <w:pPr>
-        <w:pStyle w:val="2"/>
-      </w:pPr>
-      <w:bookmarkStart w:id="7" w:name="_Toc232501274"/>
-      <w:r>
-        <w:t>Построение маршрута движения</w:t>
-      </w:r>
-      <w:bookmarkEnd w:id="7"/>
-    </w:p>
-    <w:p>
-      <w:r>
-        <w:t xml:space="preserve">В прошлом </w:t>
-      </w:r>
-      <w:r>
-        <w:t xml:space="preserve">была определена бинарная маска, которая содержит в себе данные о препятствиях и виртуальной стене. </w:t>
-      </w:r>
-      <w:r>
-        <w:t>Для планирования маршрута маска будет разбита на сетку и к</w:t>
-      </w:r>
-      <w:r>
-        <w:t>оординаты робота и цели пересчитываются в индексы сетки, после чего запускается алгоритм планирования маршрута. Полученный путь преобразуется обратно в пиксельные координаты рабочей области.</w:t>
-      </w:r>
-    </w:p>
-    <w:p>
-      <w:r>
-        <w:t>Для выполнения данной работы был выбран</w:t>
-      </w:r>
-      <w:r>
-        <w:t xml:space="preserve"> </w:t>
-      </w:r>
-      <w:r>
-        <w:t>алгоритм</w:t>
-      </w:r>
-      <w:r>
-        <w:t xml:space="preserve"> </w:t>
-      </w:r>
-      <w:r>
-        <w:t>A*</w:t>
-      </w:r>
-      <w:r>
-        <w:t xml:space="preserve"> – э</w:t>
-      </w:r>
-      <w:r>
-        <w:t>вристический алгоритм, гарантирующий оптимальный путь. Использует функцию стоимости “f(n) = g(n) + h(n)”, где “g(n)” – пройденное расстояние, “h(n)” – евклидова эвристика до цели. Благодаря эвристике посещает значительно меньше узлов, сохраняя оптимальность.</w:t>
-      </w:r>
-    </w:p>
-    <w:p>
-      <w:r>
-        <w:t>Также при планировании маршрута учитываются следующие ситуации:</w:t>
-      </w:r>
-    </w:p>
-    <w:p>
-      <w:pPr>
-        <w:pStyle w:val="a8"/>
-        <w:numPr>
-          <w:ilvl w:val="0"/>
-          <w:numId w:val="9"/>
-        </w:numPr>
-      </w:pPr>
-      <w:r>
-        <w:t>Если путь не найден (если точка стоит в недоступной области), робот останавливается, путь не строится, в консоль выводится сообщение о невозможности построения маршрута.</w:t>
-      </w:r>
-    </w:p>
-    <w:p>
-      <w:pPr>
-        <w:pStyle w:val="a8"/>
-        <w:numPr>
-          <w:ilvl w:val="0"/>
-          <w:numId w:val="9"/>
-        </w:numPr>
-      </w:pPr>
-      <w:r>
-        <w:lastRenderedPageBreak/>
-        <w:t>Старт внутри препятствия. Возможна ситуация, когда робот находится в зоне препятствия. В этом случае планировщик не может начать построение маршрута. Для выхода из такой ситуации реализована функция “</w:t>
-      </w:r>
-      <w:proofErr w:type="spellStart"/>
-      <w:r>
-        <w:t>find_nearest_free</w:t>
-      </w:r>
-      <w:proofErr w:type="spellEnd"/>
-      <w:r>
-        <w:t>()”, которая ищет ближайшую свободную ячейку в радиусе (выход из препятствия). Если такая ячейка найдена, старт переносится в неё, и путь строится от этой точки, позволяя роботу сначала покинуть препятствие</w:t>
-      </w:r>
-      <w:r>
-        <w:t>.</w:t>
-      </w:r>
-    </w:p>
-    <w:p>
-      <w:pPr>
-        <w:pStyle w:val="2"/>
-      </w:pPr>
-      <w:bookmarkStart w:id="8" w:name="_Toc232501275"/>
-      <w:r>
-        <w:t>Подключение к роботу и его отправка</w:t>
-      </w:r>
-      <w:bookmarkEnd w:id="8"/>
-    </w:p>
-    <w:p>
-      <w:r>
-        <w:t>Управление движением осуществляется отправкой HTTP‑запроса на URL-вида “http://&lt;IP&gt;/data/omnidrive”.</w:t>
-      </w:r>
-    </w:p>
-    <w:p>
-      <w:r>
-        <w:t>Тело запроса представляет собой JSON‑массив из трёх чисел: [</w:t>
-      </w:r>
-      <w:proofErr w:type="spellStart"/>
-      <w:r>
-        <w:t>Vx</w:t>
-      </w:r>
-      <w:proofErr w:type="spellEnd"/>
-      <w:r>
-        <w:t xml:space="preserve">, </w:t>
-      </w:r>
-      <w:proofErr w:type="spellStart"/>
-      <w:r>
-        <w:t>Vy</w:t>
-      </w:r>
-      <w:proofErr w:type="spellEnd"/>
-      <w:r>
-        <w:t>, 0] (т.к. голономное движение).  Функция “</w:t>
-      </w:r>
-      <w:proofErr w:type="spellStart"/>
-      <w:r>
-        <w:t>send_velocity</w:t>
-      </w:r>
-      <w:proofErr w:type="spellEnd"/>
-      <w:r>
-        <w:t>” модуля “Robotino.py” формирует запрос и проверяет код ответа. При успешном ответе (статус “200”) команда считается исполненной. В случае сетевой ошибки</w:t>
-      </w:r>
-      <w:r>
-        <w:t xml:space="preserve"> </w:t>
-      </w:r>
       <w:r>
         <w:t>выводится предупреждение.</w:t>
       </w:r>
@@ -3093,15 +3439,7 @@
     </w:p>
     <w:p>
       <w:r>
-        <w:t xml:space="preserve"> Полученный в глобальной системе координат рабочей области вектор скорости “</w:t>
-      </w:r>
-      <w:proofErr w:type="spellStart"/>
-      <w:r>
-        <w:t>velocity</w:t>
-      </w:r>
-      <w:proofErr w:type="spellEnd"/>
-      <w:r>
-        <w:t xml:space="preserve">” должен быть пересчитан в систему координат, связанную с роботом. </w:t>
+        <w:t xml:space="preserve"> Полученный в глобальной системе координат рабочей области вектор скорости “velocity” должен быть пересчитан в систему координат, связанную с роботом. </w:t>
       </w:r>
       <w:r>
         <w:t>Следующий код</w:t>
@@ -3168,77 +3506,13 @@
                 <w:lang w:val="en-US"/>
               </w:rPr>
             </w:pPr>
-            <w:proofErr w:type="spellStart"/>
             <w:r>
               <w:rPr>
                 <w:sz w:val="24"/>
                 <w:szCs w:val="24"/>
                 <w:lang w:val="en-US"/>
               </w:rPr>
-              <w:t>angle_to_wp</w:t>
-            </w:r>
-            <w:proofErr w:type="spellEnd"/>
-            <w:r>
-              <w:rPr>
-                <w:sz w:val="24"/>
-                <w:szCs w:val="24"/>
-                <w:lang w:val="en-US"/>
-              </w:rPr>
-              <w:t xml:space="preserve"> = math.atan2(</w:t>
-            </w:r>
-            <w:proofErr w:type="spellStart"/>
-            <w:r>
-              <w:rPr>
-                <w:sz w:val="24"/>
-                <w:szCs w:val="24"/>
-                <w:lang w:val="en-US"/>
-              </w:rPr>
-              <w:t>next_wp</w:t>
-            </w:r>
-            <w:proofErr w:type="spellEnd"/>
-            <w:r>
-              <w:rPr>
-                <w:sz w:val="24"/>
-                <w:szCs w:val="24"/>
-                <w:lang w:val="en-US"/>
-              </w:rPr>
-              <w:t xml:space="preserve">[1] - </w:t>
-            </w:r>
-            <w:proofErr w:type="spellStart"/>
-            <w:r>
-              <w:rPr>
-                <w:sz w:val="24"/>
-                <w:szCs w:val="24"/>
-                <w:lang w:val="en-US"/>
-              </w:rPr>
-              <w:t>ry</w:t>
-            </w:r>
-            <w:proofErr w:type="spellEnd"/>
-            <w:r>
-              <w:rPr>
-                <w:sz w:val="24"/>
-                <w:szCs w:val="24"/>
-                <w:lang w:val="en-US"/>
-              </w:rPr>
-              <w:t xml:space="preserve">, next_wp[0] - </w:t>
-            </w:r>
-            <w:proofErr w:type="spellStart"/>
-            <w:r>
-              <w:rPr>
-                <w:sz w:val="24"/>
-                <w:szCs w:val="24"/>
-                <w:lang w:val="en-US"/>
-              </w:rPr>
-              <w:t>rx</w:t>
-            </w:r>
-            <w:proofErr w:type="spellEnd"/>
-            <w:r>
-              <w:rPr>
-                <w:sz w:val="24"/>
-                <w:szCs w:val="24"/>
-                <w:lang w:val="en-US"/>
-              </w:rPr>
-              <w:t>)</w:t>
+              <w:t>angle_to_wp = math.atan2(next_wp[1] - ry, next_wp[0] - rx)</w:t>
             </w:r>
           </w:p>
           <w:p>
@@ -3274,25 +3548,7 @@
                 <w:szCs w:val="24"/>
                 <w:lang w:val="en-US"/>
               </w:rPr>
-              <w:t xml:space="preserve">V = SPEED_FAR if </w:t>
-            </w:r>
-            <w:proofErr w:type="spellStart"/>
-            <w:r>
-              <w:rPr>
-                <w:sz w:val="24"/>
-                <w:szCs w:val="24"/>
-                <w:lang w:val="en-US"/>
-              </w:rPr>
-              <w:t>dist_to_wp</w:t>
-            </w:r>
-            <w:proofErr w:type="spellEnd"/>
-            <w:r>
-              <w:rPr>
-                <w:sz w:val="24"/>
-                <w:szCs w:val="24"/>
-                <w:lang w:val="en-US"/>
-              </w:rPr>
-              <w:t xml:space="preserve"> &gt;= SPEED_THRESH else SPEED_NEAR</w:t>
+              <w:t>V = SPEED_FAR if dist_to_wp &gt;= SPEED_THRESH else SPEED_NEAR</w:t>
             </w:r>
           </w:p>
           <w:p>
@@ -3392,59 +3648,13 @@
                 <w:lang w:val="en-US"/>
               </w:rPr>
             </w:pPr>
-            <w:proofErr w:type="spellStart"/>
             <w:r>
               <w:rPr>
                 <w:sz w:val="24"/>
                 <w:szCs w:val="24"/>
                 <w:lang w:val="en-US"/>
               </w:rPr>
-              <w:t>Vx_field</w:t>
-            </w:r>
-            <w:proofErr w:type="spellEnd"/>
-            <w:r>
-              <w:rPr>
-                <w:sz w:val="24"/>
-                <w:szCs w:val="24"/>
-                <w:lang w:val="en-US"/>
-              </w:rPr>
-              <w:t xml:space="preserve"> = V * </w:t>
-            </w:r>
-            <w:proofErr w:type="spellStart"/>
-            <w:r>
-              <w:rPr>
-                <w:sz w:val="24"/>
-                <w:szCs w:val="24"/>
-                <w:lang w:val="en-US"/>
-              </w:rPr>
-              <w:t>math.cos</w:t>
-            </w:r>
-            <w:proofErr w:type="spellEnd"/>
-            <w:r>
-              <w:rPr>
-                <w:sz w:val="24"/>
-                <w:szCs w:val="24"/>
-                <w:lang w:val="en-US"/>
-              </w:rPr>
-              <w:t>(</w:t>
-            </w:r>
-            <w:proofErr w:type="spellStart"/>
-            <w:r>
-              <w:rPr>
-                <w:sz w:val="24"/>
-                <w:szCs w:val="24"/>
-                <w:lang w:val="en-US"/>
-              </w:rPr>
-              <w:t>angle_to_wp</w:t>
-            </w:r>
-            <w:proofErr w:type="spellEnd"/>
-            <w:r>
-              <w:rPr>
-                <w:sz w:val="24"/>
-                <w:szCs w:val="24"/>
-                <w:lang w:val="en-US"/>
-              </w:rPr>
-              <w:t>)</w:t>
+              <w:t>Vx_field = V * math.cos(angle_to_wp)</w:t>
             </w:r>
           </w:p>
           <w:p>
@@ -3456,59 +3666,13 @@
                 <w:lang w:val="en-US"/>
               </w:rPr>
             </w:pPr>
-            <w:proofErr w:type="spellStart"/>
             <w:r>
               <w:rPr>
                 <w:sz w:val="24"/>
                 <w:szCs w:val="24"/>
                 <w:lang w:val="en-US"/>
               </w:rPr>
-              <w:t>Vy_field</w:t>
-            </w:r>
-            <w:proofErr w:type="spellEnd"/>
-            <w:r>
-              <w:rPr>
-                <w:sz w:val="24"/>
-                <w:szCs w:val="24"/>
-                <w:lang w:val="en-US"/>
-              </w:rPr>
-              <w:t xml:space="preserve"> = V * </w:t>
-            </w:r>
-            <w:proofErr w:type="spellStart"/>
-            <w:r>
-              <w:rPr>
-                <w:sz w:val="24"/>
-                <w:szCs w:val="24"/>
-                <w:lang w:val="en-US"/>
-              </w:rPr>
-              <w:t>math.sin</w:t>
-            </w:r>
-            <w:proofErr w:type="spellEnd"/>
-            <w:r>
-              <w:rPr>
-                <w:sz w:val="24"/>
-                <w:szCs w:val="24"/>
-                <w:lang w:val="en-US"/>
-              </w:rPr>
-              <w:t>(</w:t>
-            </w:r>
-            <w:proofErr w:type="spellStart"/>
-            <w:r>
-              <w:rPr>
-                <w:sz w:val="24"/>
-                <w:szCs w:val="24"/>
-                <w:lang w:val="en-US"/>
-              </w:rPr>
-              <w:t>angle_to_wp</w:t>
-            </w:r>
-            <w:proofErr w:type="spellEnd"/>
-            <w:r>
-              <w:rPr>
-                <w:sz w:val="24"/>
-                <w:szCs w:val="24"/>
-                <w:lang w:val="en-US"/>
-              </w:rPr>
-              <w:t>)</w:t>
+              <w:t>Vy_field = V * math.sin(angle_to_wp)</w:t>
             </w:r>
           </w:p>
           <w:p>
@@ -3623,59 +3787,13 @@
                 <w:lang w:val="en-US"/>
               </w:rPr>
             </w:pPr>
-            <w:proofErr w:type="spellStart"/>
             <w:r>
               <w:rPr>
                 <w:sz w:val="24"/>
                 <w:szCs w:val="24"/>
                 <w:lang w:val="en-US"/>
               </w:rPr>
-              <w:t>pts_top</w:t>
-            </w:r>
-            <w:proofErr w:type="spellEnd"/>
-            <w:r>
-              <w:rPr>
-                <w:sz w:val="24"/>
-                <w:szCs w:val="24"/>
-                <w:lang w:val="en-US"/>
-              </w:rPr>
-              <w:t xml:space="preserve"> = </w:t>
-            </w:r>
-            <w:proofErr w:type="spellStart"/>
-            <w:r>
-              <w:rPr>
-                <w:sz w:val="24"/>
-                <w:szCs w:val="24"/>
-                <w:lang w:val="en-US"/>
-              </w:rPr>
-              <w:t>robot_data</w:t>
-            </w:r>
-            <w:proofErr w:type="spellEnd"/>
-            <w:r>
-              <w:rPr>
-                <w:sz w:val="24"/>
-                <w:szCs w:val="24"/>
-                <w:lang w:val="en-US"/>
-              </w:rPr>
-              <w:t>["</w:t>
-            </w:r>
-            <w:proofErr w:type="spellStart"/>
-            <w:r>
-              <w:rPr>
-                <w:sz w:val="24"/>
-                <w:szCs w:val="24"/>
-                <w:lang w:val="en-US"/>
-              </w:rPr>
-              <w:t>pts_top</w:t>
-            </w:r>
-            <w:proofErr w:type="spellEnd"/>
-            <w:r>
-              <w:rPr>
-                <w:sz w:val="24"/>
-                <w:szCs w:val="24"/>
-                <w:lang w:val="en-US"/>
-              </w:rPr>
-              <w:t>"]</w:t>
+              <w:t>pts_top = robot_data["pts_top"]</w:t>
             </w:r>
           </w:p>
           <w:p>
@@ -3687,95 +3805,13 @@
                 <w:lang w:val="en-US"/>
               </w:rPr>
             </w:pPr>
-            <w:proofErr w:type="spellStart"/>
             <w:r>
               <w:rPr>
                 <w:sz w:val="24"/>
                 <w:szCs w:val="24"/>
                 <w:lang w:val="en-US"/>
               </w:rPr>
-              <w:t>marker_heading</w:t>
-            </w:r>
-            <w:proofErr w:type="spellEnd"/>
-            <w:r>
-              <w:rPr>
-                <w:sz w:val="24"/>
-                <w:szCs w:val="24"/>
-                <w:lang w:val="en-US"/>
-              </w:rPr>
-              <w:t xml:space="preserve"> = math.atan2(</w:t>
-            </w:r>
-            <w:proofErr w:type="spellStart"/>
-            <w:r>
-              <w:rPr>
-                <w:sz w:val="24"/>
-                <w:szCs w:val="24"/>
-                <w:lang w:val="en-US"/>
-              </w:rPr>
-              <w:t>pts_top</w:t>
-            </w:r>
-            <w:proofErr w:type="spellEnd"/>
-            <w:r>
-              <w:rPr>
-                <w:sz w:val="24"/>
-                <w:szCs w:val="24"/>
-                <w:lang w:val="en-US"/>
-              </w:rPr>
-              <w:t xml:space="preserve">[1][1] - </w:t>
-            </w:r>
-            <w:proofErr w:type="spellStart"/>
-            <w:r>
-              <w:rPr>
-                <w:sz w:val="24"/>
-                <w:szCs w:val="24"/>
-                <w:lang w:val="en-US"/>
-              </w:rPr>
-              <w:t>pts_top</w:t>
-            </w:r>
-            <w:proofErr w:type="spellEnd"/>
-            <w:r>
-              <w:rPr>
-                <w:sz w:val="24"/>
-                <w:szCs w:val="24"/>
-                <w:lang w:val="en-US"/>
-              </w:rPr>
-              <w:t xml:space="preserve">[0][1], </w:t>
-            </w:r>
-            <w:proofErr w:type="spellStart"/>
-            <w:r>
-              <w:rPr>
-                <w:sz w:val="24"/>
-                <w:szCs w:val="24"/>
-                <w:lang w:val="en-US"/>
-              </w:rPr>
-              <w:t>pts_top</w:t>
-            </w:r>
-            <w:proofErr w:type="spellEnd"/>
-            <w:r>
-              <w:rPr>
-                <w:sz w:val="24"/>
-                <w:szCs w:val="24"/>
-                <w:lang w:val="en-US"/>
-              </w:rPr>
-              <w:t xml:space="preserve">[1][0] - </w:t>
-            </w:r>
-            <w:proofErr w:type="spellStart"/>
-            <w:r>
-              <w:rPr>
-                <w:sz w:val="24"/>
-                <w:szCs w:val="24"/>
-                <w:lang w:val="en-US"/>
-              </w:rPr>
-              <w:t>pts_top</w:t>
-            </w:r>
-            <w:proofErr w:type="spellEnd"/>
-            <w:r>
-              <w:rPr>
-                <w:sz w:val="24"/>
-                <w:szCs w:val="24"/>
-                <w:lang w:val="en-US"/>
-              </w:rPr>
-              <w:t>[0][0])</w:t>
+              <w:t>marker_heading = math.atan2(pts_top[1][1] - pts_top[0][1], pts_top[1][0] - pts_top[0][0])</w:t>
             </w:r>
           </w:p>
           <w:p>
@@ -3841,23 +3877,7 @@
                 <w:sz w:val="24"/>
                 <w:szCs w:val="24"/>
               </w:rPr>
-              <w:t>## Ось Y маркера повернута на +90° (+</w:t>
-            </w:r>
-            <w:proofErr w:type="spellStart"/>
-            <w:r>
-              <w:rPr>
-                <w:sz w:val="24"/>
-                <w:szCs w:val="24"/>
-              </w:rPr>
-              <w:t>pi</w:t>
-            </w:r>
-            <w:proofErr w:type="spellEnd"/>
-            <w:r>
-              <w:rPr>
-                <w:sz w:val="24"/>
-                <w:szCs w:val="24"/>
-              </w:rPr>
-              <w:t>/2) относительно оси X маркера.</w:t>
+              <w:t>## Ось Y маркера повернута на +90° (+pi/2) относительно оси X маркера.</w:t>
             </w:r>
           </w:p>
           <w:p>
@@ -3875,43 +3895,7 @@
                 <w:szCs w:val="24"/>
                 <w:lang w:val="en-US"/>
               </w:rPr>
-              <w:t xml:space="preserve">psi = </w:t>
-            </w:r>
-            <w:proofErr w:type="spellStart"/>
-            <w:r>
-              <w:rPr>
-                <w:sz w:val="24"/>
-                <w:szCs w:val="24"/>
-                <w:lang w:val="en-US"/>
-              </w:rPr>
-              <w:t>marker_heading</w:t>
-            </w:r>
-            <w:proofErr w:type="spellEnd"/>
-            <w:r>
-              <w:rPr>
-                <w:sz w:val="24"/>
-                <w:szCs w:val="24"/>
-                <w:lang w:val="en-US"/>
-              </w:rPr>
-              <w:t xml:space="preserve"> - </w:t>
-            </w:r>
-            <w:proofErr w:type="spellStart"/>
-            <w:r>
-              <w:rPr>
-                <w:sz w:val="24"/>
-                <w:szCs w:val="24"/>
-                <w:lang w:val="en-US"/>
-              </w:rPr>
-              <w:t>math.pi</w:t>
-            </w:r>
-            <w:proofErr w:type="spellEnd"/>
-            <w:r>
-              <w:rPr>
-                <w:sz w:val="24"/>
-                <w:szCs w:val="24"/>
-                <w:lang w:val="en-US"/>
-              </w:rPr>
-              <w:t xml:space="preserve"> / 2</w:t>
+              <w:t>psi = marker_heading - math.pi / 2</w:t>
             </w:r>
           </w:p>
           <w:p>
@@ -3949,41 +3933,13 @@
                 <w:lang w:val="en-US"/>
               </w:rPr>
             </w:pPr>
-            <w:proofErr w:type="spellStart"/>
             <w:r>
               <w:rPr>
                 <w:sz w:val="24"/>
                 <w:szCs w:val="24"/>
                 <w:lang w:val="en-US"/>
               </w:rPr>
-              <w:t>cos_psi</w:t>
-            </w:r>
-            <w:proofErr w:type="spellEnd"/>
-            <w:r>
-              <w:rPr>
-                <w:sz w:val="24"/>
-                <w:szCs w:val="24"/>
-                <w:lang w:val="en-US"/>
-              </w:rPr>
-              <w:t xml:space="preserve"> = </w:t>
-            </w:r>
-            <w:proofErr w:type="spellStart"/>
-            <w:r>
-              <w:rPr>
-                <w:sz w:val="24"/>
-                <w:szCs w:val="24"/>
-                <w:lang w:val="en-US"/>
-              </w:rPr>
-              <w:t>math.cos</w:t>
-            </w:r>
-            <w:proofErr w:type="spellEnd"/>
-            <w:r>
-              <w:rPr>
-                <w:sz w:val="24"/>
-                <w:szCs w:val="24"/>
-                <w:lang w:val="en-US"/>
-              </w:rPr>
-              <w:t>(psi)</w:t>
+              <w:t>cos_psi = math.cos(psi)</w:t>
             </w:r>
           </w:p>
           <w:p>
@@ -3995,41 +3951,13 @@
                 <w:lang w:val="en-US"/>
               </w:rPr>
             </w:pPr>
-            <w:proofErr w:type="spellStart"/>
             <w:r>
               <w:rPr>
                 <w:sz w:val="24"/>
                 <w:szCs w:val="24"/>
                 <w:lang w:val="en-US"/>
               </w:rPr>
-              <w:t>sin_psi</w:t>
-            </w:r>
-            <w:proofErr w:type="spellEnd"/>
-            <w:r>
-              <w:rPr>
-                <w:sz w:val="24"/>
-                <w:szCs w:val="24"/>
-                <w:lang w:val="en-US"/>
-              </w:rPr>
-              <w:t xml:space="preserve"> = </w:t>
-            </w:r>
-            <w:proofErr w:type="spellStart"/>
-            <w:r>
-              <w:rPr>
-                <w:sz w:val="24"/>
-                <w:szCs w:val="24"/>
-                <w:lang w:val="en-US"/>
-              </w:rPr>
-              <w:t>math.sin</w:t>
-            </w:r>
-            <w:proofErr w:type="spellEnd"/>
-            <w:r>
-              <w:rPr>
-                <w:sz w:val="24"/>
-                <w:szCs w:val="24"/>
-                <w:lang w:val="en-US"/>
-              </w:rPr>
-              <w:t>(psi)</w:t>
+              <w:t>sin_psi = math.sin(psi)</w:t>
             </w:r>
           </w:p>
           <w:p>
@@ -4041,88 +3969,14 @@
                 <w:lang w:val="en-US"/>
               </w:rPr>
             </w:pPr>
-            <w:proofErr w:type="spellStart"/>
             <w:r>
               <w:rPr>
                 <w:sz w:val="24"/>
                 <w:szCs w:val="24"/>
                 <w:lang w:val="en-US"/>
               </w:rPr>
-              <w:t>Vx_robot</w:t>
-            </w:r>
-            <w:proofErr w:type="spellEnd"/>
-            <w:r>
-              <w:rPr>
-                <w:sz w:val="24"/>
-                <w:szCs w:val="24"/>
-                <w:lang w:val="en-US"/>
-              </w:rPr>
-              <w:t xml:space="preserve"> =  </w:t>
-            </w:r>
-            <w:proofErr w:type="spellStart"/>
-            <w:r>
-              <w:rPr>
-                <w:sz w:val="24"/>
-                <w:szCs w:val="24"/>
-                <w:lang w:val="en-US"/>
-              </w:rPr>
-              <w:t>Vx_field</w:t>
-            </w:r>
-            <w:proofErr w:type="spellEnd"/>
-            <w:r>
-              <w:rPr>
-                <w:sz w:val="24"/>
-                <w:szCs w:val="24"/>
-                <w:lang w:val="en-US"/>
-              </w:rPr>
-              <w:t xml:space="preserve"> * </w:t>
-            </w:r>
-            <w:proofErr w:type="spellStart"/>
-            <w:r>
-              <w:rPr>
-                <w:sz w:val="24"/>
-                <w:szCs w:val="24"/>
-                <w:lang w:val="en-US"/>
-              </w:rPr>
-              <w:t>cos_psi</w:t>
-            </w:r>
-            <w:proofErr w:type="spellEnd"/>
-            <w:r>
-              <w:rPr>
-                <w:sz w:val="24"/>
-                <w:szCs w:val="24"/>
-                <w:lang w:val="en-US"/>
-              </w:rPr>
-              <w:t xml:space="preserve"> + </w:t>
-            </w:r>
-            <w:proofErr w:type="spellStart"/>
-            <w:r>
-              <w:rPr>
-                <w:sz w:val="24"/>
-                <w:szCs w:val="24"/>
-                <w:lang w:val="en-US"/>
-              </w:rPr>
-              <w:t>Vy_field</w:t>
-            </w:r>
-            <w:proofErr w:type="spellEnd"/>
-            <w:r>
-              <w:rPr>
-                <w:sz w:val="24"/>
-                <w:szCs w:val="24"/>
-                <w:lang w:val="en-US"/>
-              </w:rPr>
-              <w:t xml:space="preserve"> * </w:t>
-            </w:r>
-            <w:proofErr w:type="spellStart"/>
-            <w:r>
-              <w:rPr>
-                <w:sz w:val="24"/>
-                <w:szCs w:val="24"/>
-                <w:lang w:val="en-US"/>
-              </w:rPr>
-              <w:t>sin_psi</w:t>
-            </w:r>
-            <w:proofErr w:type="spellEnd"/>
+              <w:t>Vx_robot =  Vx_field * cos_psi + Vy_field * sin_psi</w:t>
+            </w:r>
           </w:p>
           <w:p>
             <w:pPr>
@@ -4131,95 +3985,23 @@
                 <w:lang w:val="en-US"/>
               </w:rPr>
             </w:pPr>
-            <w:proofErr w:type="spellStart"/>
             <w:r>
               <w:rPr>
                 <w:sz w:val="24"/>
                 <w:szCs w:val="24"/>
                 <w:lang w:val="en-US"/>
               </w:rPr>
-              <w:t>Vy_robot</w:t>
-            </w:r>
-            <w:proofErr w:type="spellEnd"/>
-            <w:r>
-              <w:rPr>
-                <w:sz w:val="24"/>
-                <w:szCs w:val="24"/>
-                <w:lang w:val="en-US"/>
-              </w:rPr>
-              <w:t xml:space="preserve"> = -</w:t>
-            </w:r>
-            <w:proofErr w:type="spellStart"/>
-            <w:r>
-              <w:rPr>
-                <w:sz w:val="24"/>
-                <w:szCs w:val="24"/>
-                <w:lang w:val="en-US"/>
-              </w:rPr>
-              <w:t>Vx_field</w:t>
-            </w:r>
-            <w:proofErr w:type="spellEnd"/>
-            <w:r>
-              <w:rPr>
-                <w:sz w:val="24"/>
-                <w:szCs w:val="24"/>
-                <w:lang w:val="en-US"/>
-              </w:rPr>
-              <w:t xml:space="preserve"> * </w:t>
-            </w:r>
-            <w:proofErr w:type="spellStart"/>
-            <w:r>
-              <w:rPr>
-                <w:sz w:val="24"/>
-                <w:szCs w:val="24"/>
-                <w:lang w:val="en-US"/>
-              </w:rPr>
-              <w:t>sin_psi</w:t>
-            </w:r>
-            <w:proofErr w:type="spellEnd"/>
-            <w:r>
-              <w:rPr>
-                <w:sz w:val="24"/>
-                <w:szCs w:val="24"/>
-                <w:lang w:val="en-US"/>
-              </w:rPr>
-              <w:t xml:space="preserve"> + </w:t>
-            </w:r>
-            <w:proofErr w:type="spellStart"/>
-            <w:r>
-              <w:rPr>
-                <w:sz w:val="24"/>
-                <w:szCs w:val="24"/>
-                <w:lang w:val="en-US"/>
-              </w:rPr>
-              <w:t>Vy_field</w:t>
-            </w:r>
-            <w:proofErr w:type="spellEnd"/>
-            <w:r>
-              <w:rPr>
-                <w:sz w:val="24"/>
-                <w:szCs w:val="24"/>
-                <w:lang w:val="en-US"/>
-              </w:rPr>
-              <w:t xml:space="preserve"> * </w:t>
-            </w:r>
-            <w:proofErr w:type="spellStart"/>
-            <w:r>
-              <w:rPr>
-                <w:sz w:val="24"/>
-                <w:szCs w:val="24"/>
-                <w:lang w:val="en-US"/>
-              </w:rPr>
-              <w:t>cos_psi</w:t>
-            </w:r>
-            <w:proofErr w:type="spellEnd"/>
+              <w:t>Vy_robot = -Vx_field * sin_psi + Vy_field * cos_psi</w:t>
+            </w:r>
           </w:p>
         </w:tc>
       </w:tr>
     </w:tbl>
     <w:p>
       <w:pPr>
-        <w:pStyle w:val="1"/>
+        <w:rPr>
+          <w:lang w:val="en-US"/>
+        </w:rPr>
       </w:pPr>
       <w:bookmarkStart w:id="9" w:name="_Toc232501276"/>
     </w:p>
@@ -4233,9 +4015,13 @@
           <w:b/>
           <w:color w:val="000000" w:themeColor="text1"/>
           <w:szCs w:val="32"/>
+          <w:lang w:val="en-US"/>
         </w:rPr>
       </w:pPr>
       <w:r>
+        <w:rPr>
+          <w:lang w:val="en-US"/>
+        </w:rPr>
         <w:br w:type="page"/>
       </w:r>
     </w:p>
@@ -4277,7 +4063,7 @@
                     </pic:cNvPicPr>
                   </pic:nvPicPr>
                   <pic:blipFill rotWithShape="1">
-                    <a:blip r:embed="rId10">
+                    <a:blip r:embed="rId13">
                       <a:extLst>
                         <a:ext uri="{28A0092B-C50C-407E-A947-70E740481C1C}">
                           <a14:useLocalDpi xmlns:a14="http://schemas.microsoft.com/office/drawing/2010/main" val="0"/>
@@ -4337,6 +4123,9 @@
         <w:t>4</w:t>
       </w:r>
       <w:r>
+        <w:rPr>
+          <w:noProof/>
+        </w:rPr>
         <w:fldChar w:fldCharType="end"/>
       </w:r>
       <w:r>
@@ -4352,29 +4141,31 @@
       </w:r>
     </w:p>
     <w:p>
-      <w:r>
-        <w:t xml:space="preserve">Время прохождения </w:t>
-      </w:r>
-      <w:r>
-        <w:t>маршрута:</w:t>
-      </w:r>
-      <w:r>
-        <w:rPr>
-          <w:lang w:val="en-US"/>
-        </w:rPr>
-        <w:t xml:space="preserve"> </w:t>
-      </w:r>
-      <w:r>
-        <w:rPr>
-          <w:lang w:val="en-US"/>
-        </w:rPr>
-        <w:t>28.03</w:t>
+      <w:pPr>
+        <w:pStyle w:val="a8"/>
+        <w:numPr>
+          <w:ilvl w:val="0"/>
+          <w:numId w:val="14"/>
+        </w:numPr>
+      </w:pPr>
+      <w:r>
+        <w:t>Время прохождения маршрута:</w:t>
+      </w:r>
+      <w:r>
+        <w:t xml:space="preserve"> 28.03</w:t>
       </w:r>
       <w:r>
         <w:t xml:space="preserve"> с</w:t>
       </w:r>
     </w:p>
     <w:p>
+      <w:pPr>
+        <w:pStyle w:val="a8"/>
+        <w:numPr>
+          <w:ilvl w:val="0"/>
+          <w:numId w:val="14"/>
+        </w:numPr>
+      </w:pPr>
       <w:r>
         <w:t xml:space="preserve">Планируемый путь: </w:t>
       </w:r>
@@ -4388,13 +4179,17 @@
         <w:t>023</w:t>
       </w:r>
       <w:r>
-        <w:t xml:space="preserve"> мм </w:t>
-      </w:r>
-      <w:r>
-        <w:t>(длина глобального маршрута, построенного алгоритмом A*).</w:t>
-      </w:r>
-    </w:p>
-    <w:p>
+        <w:t xml:space="preserve"> мм (длина глобального маршрута, построенного алгоритмом A*).</w:t>
+      </w:r>
+    </w:p>
+    <w:p>
+      <w:pPr>
+        <w:pStyle w:val="a8"/>
+        <w:numPr>
+          <w:ilvl w:val="0"/>
+          <w:numId w:val="14"/>
+        </w:numPr>
+      </w:pPr>
       <w:r>
         <w:t xml:space="preserve">Пройденный путь: </w:t>
       </w:r>
@@ -4408,27 +4203,22 @@
         <w:t>027</w:t>
       </w:r>
       <w:r>
-        <w:t xml:space="preserve"> м </w:t>
-      </w:r>
-      <w:r>
-        <w:t>(фактическая длина траектории робота).</w:t>
-      </w:r>
-    </w:p>
-    <w:p>
-      <w:r>
-        <w:t>MSE:</w:t>
-      </w:r>
-      <w:r>
-        <w:t xml:space="preserve"> </w:t>
-      </w:r>
-      <w:r>
-        <w:t>438</w:t>
-      </w:r>
-      <w:r>
-        <w:t>,</w:t>
-      </w:r>
-      <w:r>
-        <w:t>01</w:t>
+        <w:t xml:space="preserve"> м (фактическая длина траектории робота).</w:t>
+      </w:r>
+    </w:p>
+    <w:p>
+      <w:pPr>
+        <w:pStyle w:val="a8"/>
+        <w:numPr>
+          <w:ilvl w:val="0"/>
+          <w:numId w:val="14"/>
+        </w:numPr>
+      </w:pPr>
+      <w:r>
+        <w:t xml:space="preserve">MSE: </w:t>
+      </w:r>
+      <w:r>
+        <w:t>438,01</w:t>
       </w:r>
       <w:r>
         <w:t xml:space="preserve"> мм</w:t>
@@ -4445,9 +4235,11 @@
     </w:p>
     <w:p>
       <w:pPr>
-        <w:rPr>
-          <w:lang w:val="en-US"/>
-        </w:rPr>
+        <w:pStyle w:val="a8"/>
+        <w:numPr>
+          <w:ilvl w:val="0"/>
+          <w:numId w:val="14"/>
+        </w:numPr>
       </w:pPr>
       <w:r>
         <w:rPr>
@@ -4462,43 +4254,32 @@
         <w:t>0</w:t>
       </w:r>
       <w:r>
-        <w:rPr>
-          <w:lang w:val="en-US"/>
-        </w:rPr>
         <w:t>,</w:t>
       </w:r>
       <w:r>
         <w:t>9989</w:t>
       </w:r>
       <w:r>
+        <w:t xml:space="preserve"> (</w:t>
+      </w:r>
+      <w:r>
+        <w:t>коэффициент</w:t>
+      </w:r>
+      <w:r>
         <w:t xml:space="preserve"> </w:t>
       </w:r>
       <w:r>
-        <w:t>(</w:t>
-      </w:r>
-      <w:r>
-        <w:t>коэффициент</w:t>
-      </w:r>
-      <w:r>
-        <w:t xml:space="preserve"> </w:t>
-      </w:r>
-      <w:r>
         <w:t>детерминации</w:t>
       </w:r>
       <w:r>
         <w:t>).</w:t>
       </w:r>
     </w:p>
+    <w:p/>
     <w:p>
       <w:r>
         <w:lastRenderedPageBreak/>
-        <w:t>Фактически пройденный путь практически совпадает с плановым, среднеквадратичное отклонение составляет 438 мм²</w:t>
-      </w:r>
-      <w:r>
-        <w:t xml:space="preserve">, </w:t>
-      </w:r>
-      <w:r>
-        <w:t xml:space="preserve">а коэффициент детерминации </w:t>
+        <w:t xml:space="preserve">Фактически пройденный путь практически совпадает с плановым, среднеквадратичное отклонение составляет 438 мм², а коэффициент детерминации </w:t>
       </w:r>
       <w:r>
         <w:rPr>
@@ -4535,16 +4316,14 @@
       </w:r>
     </w:p>
     <w:p>
-      <w:proofErr w:type="spellStart"/>
-      <w:r>
-        <w:t>GitHub</w:t>
-      </w:r>
-      <w:proofErr w:type="spellEnd"/>
-      <w:r>
-        <w:t>-репозиторий с программным кодом и файлом “README.md” расположен по ссылке</w:t>
-      </w:r>
-      <w:r>
-        <w:t xml:space="preserve"> </w:t>
+      <w:r>
+        <w:t>GitHub-репозиторий с программным кодом и файлом “README.md” расположен по ссылке</w:t>
+      </w:r>
+      <w:r>
+        <w:t xml:space="preserve">: </w:t>
+      </w:r>
+      <w:r>
+        <w:t>https://github.com/heigan/Mobile-Robot-LB</w:t>
       </w:r>
     </w:p>
     <w:p>
@@ -4553,8 +4332,8 @@
       </w:r>
     </w:p>
     <w:sectPr>
-      <w:footerReference w:type="default" r:id="rId11"/>
-      <w:footerReference w:type="first" r:id="rId12"/>
+      <w:footerReference w:type="default" r:id="rId14"/>
+      <w:footerReference w:type="first" r:id="rId15"/>
       <w:pgSz w:w="11906" w:h="16838"/>
       <w:pgMar w:top="1134" w:right="850" w:bottom="1134" w:left="1701" w:header="708" w:footer="708" w:gutter="0"/>
       <w:pgNumType w:start="1"/>
@@ -4731,14 +4510,12 @@
       <w:r>
         <w:t xml:space="preserve"> </w:t>
       </w:r>
-      <w:proofErr w:type="spellStart"/>
       <w:r>
         <w:rPr>
           <w:lang w:val="en-US"/>
         </w:rPr>
         <w:t>HSV</w:t>
       </w:r>
-      <w:proofErr w:type="spellEnd"/>
       <w:r>
         <w:t xml:space="preserve"> (англ. </w:t>
       </w:r>
@@ -4807,6 +4584,208 @@
 <file path=word/numbering.xml><?xml version="1.0" encoding="utf-8"?>
 <w:numbering xmlns:wpc="http://schemas.microsoft.com/office/word/2010/wordprocessingCanvas" xmlns:cx="http://schemas.microsoft.com/office/drawing/2014/chartex" xmlns:cx1="http://schemas.microsoft.com/office/drawing/2015/9/8/chartex" xmlns:cx2="http://schemas.microsoft.com/office/drawing/2015/10/21/chartex" xmlns:cx3="http://schemas.microsoft.com/office/drawing/2016/5/9/chartex" xmlns:cx4="http://schemas.microsoft.com/office/drawing/2016/5/10/chartex" xmlns:cx5="http://schemas.microsoft.com/office/drawing/2016/5/11/chartex" xmlns:cx6="http://schemas.microsoft.com/office/drawing/2016/5/12/chartex" xmlns:cx7="http://schemas.microsoft.com/office/drawing/2016/5/13/chartex" xmlns:cx8="http://schemas.microsoft.com/office/drawing/2016/5/14/chartex" xmlns:mc="http://schemas.openxmlformats.org/markup-compatibility/2006" xmlns:aink="http://schemas.microsoft.com/office/drawing/2016/ink" xmlns:am3d="http://schemas.microsoft.com/office/drawing/2017/model3d" xmlns:o="urn:schemas-microsoft-com:office:office" xmlns:oel="http://schemas.microsoft.com/office/2019/extlst" xmlns:r="http://schemas.openxmlformats.org/officeDocument/2006/relationships" xmlns:m="http://schemas.openxmlformats.org/officeDocument/2006/math" xmlns:v="urn:schemas-microsoft-com:vml" xmlns:wp14="http://schemas.microsoft.com/office/word/2010/wordprocessingDrawing" xmlns:wp="http://schemas.openxmlformats.org/drawingml/2006/wordprocessingDrawing" xmlns:w10="urn:schemas-microsoft-com:office:word" xmlns:w="http://schemas.openxmlformats.org/wordprocessingml/2006/main" xmlns:w14="http://schemas.microsoft.com/office/word/2010/wordml" xmlns:w15="http://schemas.microsoft.com/office/word/2012/wordml" xmlns:w16cex="http://schemas.microsoft.com/office/word/2018/wordml/cex" xmlns:w16cid="http://schemas.microsoft.com/office/word/2016/wordml/cid" xmlns:w16="http://schemas.microsoft.com/office/word/2018/wordml" xmlns:w16du="http://schemas.microsoft.com/office/word/2023/wordml/word16du" xmlns:w16sdtdh="http://schemas.microsoft.com/office/word/2020/wordml/sdtdatahash" xmlns:w16sdtfl="http://schemas.microsoft.com/office/word/2024/wordml/sdtformatlock" xmlns:w16se="http://schemas.microsoft.com/office/word/2015/wordml/symex" xmlns:wpg="http://schemas.microsoft.com/office/word/2010/wordprocessingGroup" xmlns:wpi="http://schemas.microsoft.com/office/word/2010/wordprocessingInk" xmlns:wne="http://schemas.microsoft.com/office/word/2006/wordml" xmlns:wps="http://schemas.microsoft.com/office/word/2010/wordprocessingShape" mc:Ignorable="w14 w15 w16se w16cid w16 w16cex w16sdtdh w16sdtfl w16du wp14">
   <w:abstractNum w:abstractNumId="0" w15:restartNumberingAfterBreak="0">
+    <w:nsid w:val="036F7470"/>
+    <w:multiLevelType w:val="hybridMultilevel"/>
+    <w:tmpl w:val="8D7E7DFC"/>
+    <w:lvl w:ilvl="0" w:tplc="85A0C4DC">
+      <w:start w:val="1"/>
+      <w:numFmt w:val="decimal"/>
+      <w:lvlText w:val="%1."/>
+      <w:lvlJc w:val="left"/>
+      <w:pPr>
+        <w:ind w:left="0" w:firstLine="709"/>
+      </w:pPr>
+      <w:rPr>
+        <w:rFonts w:hint="default"/>
+      </w:rPr>
+    </w:lvl>
+    <w:lvl w:ilvl="1" w:tplc="04190019" w:tentative="1">
+      <w:start w:val="1"/>
+      <w:numFmt w:val="lowerLetter"/>
+      <w:lvlText w:val="%2."/>
+      <w:lvlJc w:val="left"/>
+      <w:pPr>
+        <w:ind w:left="2149" w:hanging="360"/>
+      </w:pPr>
+    </w:lvl>
+    <w:lvl w:ilvl="2" w:tplc="0419001B" w:tentative="1">
+      <w:start w:val="1"/>
+      <w:numFmt w:val="lowerRoman"/>
+      <w:lvlText w:val="%3."/>
+      <w:lvlJc w:val="right"/>
+      <w:pPr>
+        <w:ind w:left="2869" w:hanging="180"/>
+      </w:pPr>
+    </w:lvl>
+    <w:lvl w:ilvl="3" w:tplc="0419000F" w:tentative="1">
+      <w:start w:val="1"/>
+      <w:numFmt w:val="decimal"/>
+      <w:lvlText w:val="%4."/>
+      <w:lvlJc w:val="left"/>
+      <w:pPr>
+        <w:ind w:left="3589" w:hanging="360"/>
+      </w:pPr>
+    </w:lvl>
+    <w:lvl w:ilvl="4" w:tplc="04190019" w:tentative="1">
+      <w:start w:val="1"/>
+      <w:numFmt w:val="lowerLetter"/>
+      <w:lvlText w:val="%5."/>
+      <w:lvlJc w:val="left"/>
+      <w:pPr>
+        <w:ind w:left="4309" w:hanging="360"/>
+      </w:pPr>
+    </w:lvl>
+    <w:lvl w:ilvl="5" w:tplc="0419001B" w:tentative="1">
+      <w:start w:val="1"/>
+      <w:numFmt w:val="lowerRoman"/>
+      <w:lvlText w:val="%6."/>
+      <w:lvlJc w:val="right"/>
+      <w:pPr>
+        <w:ind w:left="5029" w:hanging="180"/>
+      </w:pPr>
+    </w:lvl>
+    <w:lvl w:ilvl="6" w:tplc="0419000F" w:tentative="1">
+      <w:start w:val="1"/>
+      <w:numFmt w:val="decimal"/>
+      <w:lvlText w:val="%7."/>
+      <w:lvlJc w:val="left"/>
+      <w:pPr>
+        <w:ind w:left="5749" w:hanging="360"/>
+      </w:pPr>
+    </w:lvl>
+    <w:lvl w:ilvl="7" w:tplc="04190019" w:tentative="1">
+      <w:start w:val="1"/>
+      <w:numFmt w:val="lowerLetter"/>
+      <w:lvlText w:val="%8."/>
+      <w:lvlJc w:val="left"/>
+      <w:pPr>
+        <w:ind w:left="6469" w:hanging="360"/>
+      </w:pPr>
+    </w:lvl>
+    <w:lvl w:ilvl="8" w:tplc="0419001B" w:tentative="1">
+      <w:start w:val="1"/>
+      <w:numFmt w:val="lowerRoman"/>
+      <w:lvlText w:val="%9."/>
+      <w:lvlJc w:val="right"/>
+      <w:pPr>
+        <w:ind w:left="7189" w:hanging="180"/>
+      </w:pPr>
+    </w:lvl>
+  </w:abstractNum>
+  <w:abstractNum w:abstractNumId="1" w15:restartNumberingAfterBreak="0">
+    <w:nsid w:val="0952444F"/>
+    <w:multiLevelType w:val="hybridMultilevel"/>
+    <w:tmpl w:val="8B38631A"/>
+    <w:lvl w:ilvl="0" w:tplc="04190001">
+      <w:start w:val="1"/>
+      <w:numFmt w:val="bullet"/>
+      <w:lvlText w:val=""/>
+      <w:lvlJc w:val="left"/>
+      <w:pPr>
+        <w:ind w:left="1429" w:hanging="360"/>
+      </w:pPr>
+      <w:rPr>
+        <w:rFonts w:ascii="Symbol" w:hAnsi="Symbol" w:hint="default"/>
+      </w:rPr>
+    </w:lvl>
+    <w:lvl w:ilvl="1" w:tplc="04190003" w:tentative="1">
+      <w:start w:val="1"/>
+      <w:numFmt w:val="bullet"/>
+      <w:lvlText w:val="o"/>
+      <w:lvlJc w:val="left"/>
+      <w:pPr>
+        <w:ind w:left="2149" w:hanging="360"/>
+      </w:pPr>
+      <w:rPr>
+        <w:rFonts w:ascii="Courier New" w:hAnsi="Courier New" w:cs="Courier New" w:hint="default"/>
+      </w:rPr>
+    </w:lvl>
+    <w:lvl w:ilvl="2" w:tplc="04190005" w:tentative="1">
+      <w:start w:val="1"/>
+      <w:numFmt w:val="bullet"/>
+      <w:lvlText w:val=""/>
+      <w:lvlJc w:val="left"/>
+      <w:pPr>
+        <w:ind w:left="2869" w:hanging="360"/>
+      </w:pPr>
+      <w:rPr>
+        <w:rFonts w:ascii="Wingdings" w:hAnsi="Wingdings" w:hint="default"/>
+      </w:rPr>
+    </w:lvl>
+    <w:lvl w:ilvl="3" w:tplc="04190001" w:tentative="1">
+      <w:start w:val="1"/>
+      <w:numFmt w:val="bullet"/>
+      <w:lvlText w:val=""/>
+      <w:lvlJc w:val="left"/>
+      <w:pPr>
+        <w:ind w:left="3589" w:hanging="360"/>
+      </w:pPr>
+      <w:rPr>
+        <w:rFonts w:ascii="Symbol" w:hAnsi="Symbol" w:hint="default"/>
+      </w:rPr>
+    </w:lvl>
+    <w:lvl w:ilvl="4" w:tplc="04190003" w:tentative="1">
+      <w:start w:val="1"/>
+      <w:numFmt w:val="bullet"/>
+      <w:lvlText w:val="o"/>
+      <w:lvlJc w:val="left"/>
+      <w:pPr>
+        <w:ind w:left="4309" w:hanging="360"/>
+      </w:pPr>
+      <w:rPr>
+        <w:rFonts w:ascii="Courier New" w:hAnsi="Courier New" w:cs="Courier New" w:hint="default"/>
+      </w:rPr>
+    </w:lvl>
+    <w:lvl w:ilvl="5" w:tplc="04190005" w:tentative="1">
+      <w:start w:val="1"/>
+      <w:numFmt w:val="bullet"/>
+      <w:lvlText w:val=""/>
+      <w:lvlJc w:val="left"/>
+      <w:pPr>
+        <w:ind w:left="5029" w:hanging="360"/>
+      </w:pPr>
+      <w:rPr>
+        <w:rFonts w:ascii="Wingdings" w:hAnsi="Wingdings" w:hint="default"/>
+      </w:rPr>
+    </w:lvl>
+    <w:lvl w:ilvl="6" w:tplc="04190001" w:tentative="1">
+      <w:start w:val="1"/>
+      <w:numFmt w:val="bullet"/>
+      <w:lvlText w:val=""/>
+      <w:lvlJc w:val="left"/>
+      <w:pPr>
+        <w:ind w:left="5749" w:hanging="360"/>
+      </w:pPr>
+      <w:rPr>
+        <w:rFonts w:ascii="Symbol" w:hAnsi="Symbol" w:hint="default"/>
+      </w:rPr>
+    </w:lvl>
+    <w:lvl w:ilvl="7" w:tplc="04190003" w:tentative="1">
+      <w:start w:val="1"/>
+      <w:numFmt w:val="bullet"/>
+      <w:lvlText w:val="o"/>
+      <w:lvlJc w:val="left"/>
+      <w:pPr>
+        <w:ind w:left="6469" w:hanging="360"/>
+      </w:pPr>
+      <w:rPr>
+        <w:rFonts w:ascii="Courier New" w:hAnsi="Courier New" w:cs="Courier New" w:hint="default"/>
+      </w:rPr>
+    </w:lvl>
+    <w:lvl w:ilvl="8" w:tplc="04190005" w:tentative="1">
+      <w:start w:val="1"/>
+      <w:numFmt w:val="bullet"/>
+      <w:lvlText w:val=""/>
+      <w:lvlJc w:val="left"/>
+      <w:pPr>
+        <w:ind w:left="7189" w:hanging="360"/>
+      </w:pPr>
+      <w:rPr>
+        <w:rFonts w:ascii="Wingdings" w:hAnsi="Wingdings" w:hint="default"/>
+      </w:rPr>
+    </w:lvl>
+  </w:abstractNum>
+  <w:abstractNum w:abstractNumId="2" w15:restartNumberingAfterBreak="0">
     <w:nsid w:val="0FCE746D"/>
     <w:multiLevelType w:val="hybridMultilevel"/>
     <w:tmpl w:val="72AEEFFE"/>
@@ -4892,7 +4871,7 @@
       </w:pPr>
     </w:lvl>
   </w:abstractNum>
-  <w:abstractNum w:abstractNumId="1" w15:restartNumberingAfterBreak="0">
+  <w:abstractNum w:abstractNumId="3" w15:restartNumberingAfterBreak="0">
     <w:nsid w:val="17B36416"/>
     <w:multiLevelType w:val="hybridMultilevel"/>
     <w:tmpl w:val="77FC9374"/>
@@ -5005,7 +4984,96 @@
       </w:rPr>
     </w:lvl>
   </w:abstractNum>
-  <w:abstractNum w:abstractNumId="2" w15:restartNumberingAfterBreak="0">
+  <w:abstractNum w:abstractNumId="4" w15:restartNumberingAfterBreak="0">
+    <w:nsid w:val="2D5B35F3"/>
+    <w:multiLevelType w:val="hybridMultilevel"/>
+    <w:tmpl w:val="D960CDF6"/>
+    <w:lvl w:ilvl="0" w:tplc="71FA017E">
+      <w:start w:val="1"/>
+      <w:numFmt w:val="decimal"/>
+      <w:lvlText w:val="%1."/>
+      <w:lvlJc w:val="left"/>
+      <w:pPr>
+        <w:ind w:left="0" w:firstLine="709"/>
+      </w:pPr>
+      <w:rPr>
+        <w:rFonts w:hint="default"/>
+      </w:rPr>
+    </w:lvl>
+    <w:lvl w:ilvl="1" w:tplc="04190019" w:tentative="1">
+      <w:start w:val="1"/>
+      <w:numFmt w:val="lowerLetter"/>
+      <w:lvlText w:val="%2."/>
+      <w:lvlJc w:val="left"/>
+      <w:pPr>
+        <w:ind w:left="2149" w:hanging="360"/>
+      </w:pPr>
+    </w:lvl>
+    <w:lvl w:ilvl="2" w:tplc="0419001B" w:tentative="1">
+      <w:start w:val="1"/>
+      <w:numFmt w:val="lowerRoman"/>
+      <w:lvlText w:val="%3."/>
+      <w:lvlJc w:val="right"/>
+      <w:pPr>
+        <w:ind w:left="2869" w:hanging="180"/>
+      </w:pPr>
+    </w:lvl>
+    <w:lvl w:ilvl="3" w:tplc="0419000F" w:tentative="1">
+      <w:start w:val="1"/>
+      <w:numFmt w:val="decimal"/>
+      <w:lvlText w:val="%4."/>
+      <w:lvlJc w:val="left"/>
+      <w:pPr>
+        <w:ind w:left="3589" w:hanging="360"/>
+      </w:pPr>
+    </w:lvl>
+    <w:lvl w:ilvl="4" w:tplc="04190019" w:tentative="1">
+      <w:start w:val="1"/>
+      <w:numFmt w:val="lowerLetter"/>
+      <w:lvlText w:val="%5."/>
+      <w:lvlJc w:val="left"/>
+      <w:pPr>
+        <w:ind w:left="4309" w:hanging="360"/>
+      </w:pPr>
+    </w:lvl>
+    <w:lvl w:ilvl="5" w:tplc="0419001B" w:tentative="1">
+      <w:start w:val="1"/>
+      <w:numFmt w:val="lowerRoman"/>
+      <w:lvlText w:val="%6."/>
+      <w:lvlJc w:val="right"/>
+      <w:pPr>
+        <w:ind w:left="5029" w:hanging="180"/>
+      </w:pPr>
+    </w:lvl>
+    <w:lvl w:ilvl="6" w:tplc="0419000F" w:tentative="1">
+      <w:start w:val="1"/>
+      <w:numFmt w:val="decimal"/>
+      <w:lvlText w:val="%7."/>
+      <w:lvlJc w:val="left"/>
+      <w:pPr>
+        <w:ind w:left="5749" w:hanging="360"/>
+      </w:pPr>
+    </w:lvl>
+    <w:lvl w:ilvl="7" w:tplc="04190019" w:tentative="1">
+      <w:start w:val="1"/>
+      <w:numFmt w:val="lowerLetter"/>
+      <w:lvlText w:val="%8."/>
+      <w:lvlJc w:val="left"/>
+      <w:pPr>
+        <w:ind w:left="6469" w:hanging="360"/>
+      </w:pPr>
+    </w:lvl>
+    <w:lvl w:ilvl="8" w:tplc="0419001B" w:tentative="1">
+      <w:start w:val="1"/>
+      <w:numFmt w:val="lowerRoman"/>
+      <w:lvlText w:val="%9."/>
+      <w:lvlJc w:val="right"/>
+      <w:pPr>
+        <w:ind w:left="7189" w:hanging="180"/>
+      </w:pPr>
+    </w:lvl>
+  </w:abstractNum>
+  <w:abstractNum w:abstractNumId="5" w15:restartNumberingAfterBreak="0">
     <w:nsid w:val="31541EEC"/>
     <w:multiLevelType w:val="hybridMultilevel"/>
     <w:tmpl w:val="B04C04C2"/>
@@ -5094,7 +5162,7 @@
       </w:pPr>
     </w:lvl>
   </w:abstractNum>
-  <w:abstractNum w:abstractNumId="3" w15:restartNumberingAfterBreak="0">
+  <w:abstractNum w:abstractNumId="6" w15:restartNumberingAfterBreak="0">
     <w:nsid w:val="656B0229"/>
     <w:multiLevelType w:val="hybridMultilevel"/>
     <w:tmpl w:val="B09E46E8"/>
@@ -5183,7 +5251,7 @@
       </w:pPr>
     </w:lvl>
   </w:abstractNum>
-  <w:abstractNum w:abstractNumId="4" w15:restartNumberingAfterBreak="0">
+  <w:abstractNum w:abstractNumId="7" w15:restartNumberingAfterBreak="0">
     <w:nsid w:val="68460ABA"/>
     <w:multiLevelType w:val="hybridMultilevel"/>
     <w:tmpl w:val="A86E28F6"/>
@@ -5296,7 +5364,7 @@
       </w:rPr>
     </w:lvl>
   </w:abstractNum>
-  <w:abstractNum w:abstractNumId="5" w15:restartNumberingAfterBreak="0">
+  <w:abstractNum w:abstractNumId="8" w15:restartNumberingAfterBreak="0">
     <w:nsid w:val="71F76011"/>
     <w:multiLevelType w:val="hybridMultilevel"/>
     <w:tmpl w:val="51EE9270"/>
@@ -5382,7 +5450,7 @@
       </w:pPr>
     </w:lvl>
   </w:abstractNum>
-  <w:abstractNum w:abstractNumId="6" w15:restartNumberingAfterBreak="0">
+  <w:abstractNum w:abstractNumId="9" w15:restartNumberingAfterBreak="0">
     <w:nsid w:val="725D3AD7"/>
     <w:multiLevelType w:val="hybridMultilevel"/>
     <w:tmpl w:val="14AA159A"/>
@@ -5471,7 +5539,209 @@
       </w:pPr>
     </w:lvl>
   </w:abstractNum>
-  <w:abstractNum w:abstractNumId="7" w15:restartNumberingAfterBreak="0">
+  <w:abstractNum w:abstractNumId="10" w15:restartNumberingAfterBreak="0">
+    <w:nsid w:val="75A76939"/>
+    <w:multiLevelType w:val="hybridMultilevel"/>
+    <w:tmpl w:val="DB24B112"/>
+    <w:lvl w:ilvl="0" w:tplc="3FEC8E2A">
+      <w:start w:val="1"/>
+      <w:numFmt w:val="bullet"/>
+      <w:lvlText w:val=""/>
+      <w:lvlJc w:val="left"/>
+      <w:pPr>
+        <w:ind w:left="0" w:firstLine="709"/>
+      </w:pPr>
+      <w:rPr>
+        <w:rFonts w:ascii="Symbol" w:hAnsi="Symbol" w:hint="default"/>
+      </w:rPr>
+    </w:lvl>
+    <w:lvl w:ilvl="1" w:tplc="FFFFFFFF" w:tentative="1">
+      <w:start w:val="1"/>
+      <w:numFmt w:val="bullet"/>
+      <w:lvlText w:val="o"/>
+      <w:lvlJc w:val="left"/>
+      <w:pPr>
+        <w:ind w:left="2149" w:hanging="360"/>
+      </w:pPr>
+      <w:rPr>
+        <w:rFonts w:ascii="Courier New" w:hAnsi="Courier New" w:cs="Courier New" w:hint="default"/>
+      </w:rPr>
+    </w:lvl>
+    <w:lvl w:ilvl="2" w:tplc="FFFFFFFF" w:tentative="1">
+      <w:start w:val="1"/>
+      <w:numFmt w:val="bullet"/>
+      <w:lvlText w:val=""/>
+      <w:lvlJc w:val="left"/>
+      <w:pPr>
+        <w:ind w:left="2869" w:hanging="360"/>
+      </w:pPr>
+      <w:rPr>
+        <w:rFonts w:ascii="Wingdings" w:hAnsi="Wingdings" w:hint="default"/>
+      </w:rPr>
+    </w:lvl>
+    <w:lvl w:ilvl="3" w:tplc="FFFFFFFF" w:tentative="1">
+      <w:start w:val="1"/>
+      <w:numFmt w:val="bullet"/>
+      <w:lvlText w:val=""/>
+      <w:lvlJc w:val="left"/>
+      <w:pPr>
+        <w:ind w:left="3589" w:hanging="360"/>
+      </w:pPr>
+      <w:rPr>
+        <w:rFonts w:ascii="Symbol" w:hAnsi="Symbol" w:hint="default"/>
+      </w:rPr>
+    </w:lvl>
+    <w:lvl w:ilvl="4" w:tplc="FFFFFFFF" w:tentative="1">
+      <w:start w:val="1"/>
+      <w:numFmt w:val="bullet"/>
+      <w:lvlText w:val="o"/>
+      <w:lvlJc w:val="left"/>
+      <w:pPr>
+        <w:ind w:left="4309" w:hanging="360"/>
+      </w:pPr>
+      <w:rPr>
+        <w:rFonts w:ascii="Courier New" w:hAnsi="Courier New" w:cs="Courier New" w:hint="default"/>
+      </w:rPr>
+    </w:lvl>
+    <w:lvl w:ilvl="5" w:tplc="FFFFFFFF" w:tentative="1">
+      <w:start w:val="1"/>
+      <w:numFmt w:val="bullet"/>
+      <w:lvlText w:val=""/>
+      <w:lvlJc w:val="left"/>
+      <w:pPr>
+        <w:ind w:left="5029" w:hanging="360"/>
+      </w:pPr>
+      <w:rPr>
+        <w:rFonts w:ascii="Wingdings" w:hAnsi="Wingdings" w:hint="default"/>
+      </w:rPr>
+    </w:lvl>
+    <w:lvl w:ilvl="6" w:tplc="FFFFFFFF" w:tentative="1">
+      <w:start w:val="1"/>
+      <w:numFmt w:val="bullet"/>
+      <w:lvlText w:val=""/>
+      <w:lvlJc w:val="left"/>
+      <w:pPr>
+        <w:ind w:left="5749" w:hanging="360"/>
+      </w:pPr>
+      <w:rPr>
+        <w:rFonts w:ascii="Symbol" w:hAnsi="Symbol" w:hint="default"/>
+      </w:rPr>
+    </w:lvl>
+    <w:lvl w:ilvl="7" w:tplc="FFFFFFFF" w:tentative="1">
+      <w:start w:val="1"/>
+      <w:numFmt w:val="bullet"/>
+      <w:lvlText w:val="o"/>
+      <w:lvlJc w:val="left"/>
+      <w:pPr>
+        <w:ind w:left="6469" w:hanging="360"/>
+      </w:pPr>
+      <w:rPr>
+        <w:rFonts w:ascii="Courier New" w:hAnsi="Courier New" w:cs="Courier New" w:hint="default"/>
+      </w:rPr>
+    </w:lvl>
+    <w:lvl w:ilvl="8" w:tplc="FFFFFFFF" w:tentative="1">
+      <w:start w:val="1"/>
+      <w:numFmt w:val="bullet"/>
+      <w:lvlText w:val=""/>
+      <w:lvlJc w:val="left"/>
+      <w:pPr>
+        <w:ind w:left="7189" w:hanging="360"/>
+      </w:pPr>
+      <w:rPr>
+        <w:rFonts w:ascii="Wingdings" w:hAnsi="Wingdings" w:hint="default"/>
+      </w:rPr>
+    </w:lvl>
+  </w:abstractNum>
+  <w:abstractNum w:abstractNumId="11" w15:restartNumberingAfterBreak="0">
+    <w:nsid w:val="75BE5EB5"/>
+    <w:multiLevelType w:val="hybridMultilevel"/>
+    <w:tmpl w:val="DD3CD9F4"/>
+    <w:lvl w:ilvl="0" w:tplc="AC7EC964">
+      <w:start w:val="1"/>
+      <w:numFmt w:val="decimal"/>
+      <w:lvlText w:val="%1."/>
+      <w:lvlJc w:val="left"/>
+      <w:pPr>
+        <w:ind w:left="0" w:firstLine="709"/>
+      </w:pPr>
+      <w:rPr>
+        <w:rFonts w:hint="default"/>
+      </w:rPr>
+    </w:lvl>
+    <w:lvl w:ilvl="1" w:tplc="04190019" w:tentative="1">
+      <w:start w:val="1"/>
+      <w:numFmt w:val="lowerLetter"/>
+      <w:lvlText w:val="%2."/>
+      <w:lvlJc w:val="left"/>
+      <w:pPr>
+        <w:ind w:left="2149" w:hanging="360"/>
+      </w:pPr>
+    </w:lvl>
+    <w:lvl w:ilvl="2" w:tplc="0419001B" w:tentative="1">
+      <w:start w:val="1"/>
+      <w:numFmt w:val="lowerRoman"/>
+      <w:lvlText w:val="%3."/>
+      <w:lvlJc w:val="right"/>
+      <w:pPr>
+        <w:ind w:left="2869" w:hanging="180"/>
+      </w:pPr>
+    </w:lvl>
+    <w:lvl w:ilvl="3" w:tplc="0419000F" w:tentative="1">
+      <w:start w:val="1"/>
+      <w:numFmt w:val="decimal"/>
+      <w:lvlText w:val="%4."/>
+      <w:lvlJc w:val="left"/>
+      <w:pPr>
+        <w:ind w:left="3589" w:hanging="360"/>
+      </w:pPr>
+    </w:lvl>
+    <w:lvl w:ilvl="4" w:tplc="04190019" w:tentative="1">
+      <w:start w:val="1"/>
+      <w:numFmt w:val="lowerLetter"/>
+      <w:lvlText w:val="%5."/>
+      <w:lvlJc w:val="left"/>
+      <w:pPr>
+        <w:ind w:left="4309" w:hanging="360"/>
+      </w:pPr>
+    </w:lvl>
+    <w:lvl w:ilvl="5" w:tplc="0419001B" w:tentative="1">
+      <w:start w:val="1"/>
+      <w:numFmt w:val="lowerRoman"/>
+      <w:lvlText w:val="%6."/>
+      <w:lvlJc w:val="right"/>
+      <w:pPr>
+        <w:ind w:left="5029" w:hanging="180"/>
+      </w:pPr>
+    </w:lvl>
+    <w:lvl w:ilvl="6" w:tplc="0419000F" w:tentative="1">
+      <w:start w:val="1"/>
+      <w:numFmt w:val="decimal"/>
+      <w:lvlText w:val="%7."/>
+      <w:lvlJc w:val="left"/>
+      <w:pPr>
+        <w:ind w:left="5749" w:hanging="360"/>
+      </w:pPr>
+    </w:lvl>
+    <w:lvl w:ilvl="7" w:tplc="04190019" w:tentative="1">
+      <w:start w:val="1"/>
+      <w:numFmt w:val="lowerLetter"/>
+      <w:lvlText w:val="%8."/>
+      <w:lvlJc w:val="left"/>
+      <w:pPr>
+        <w:ind w:left="6469" w:hanging="360"/>
+      </w:pPr>
+    </w:lvl>
+    <w:lvl w:ilvl="8" w:tplc="0419001B" w:tentative="1">
+      <w:start w:val="1"/>
+      <w:numFmt w:val="lowerRoman"/>
+      <w:lvlText w:val="%9."/>
+      <w:lvlJc w:val="right"/>
+      <w:pPr>
+        <w:ind w:left="7189" w:hanging="180"/>
+      </w:pPr>
+    </w:lvl>
+  </w:abstractNum>
+  <w:abstractNum w:abstractNumId="12" w15:restartNumberingAfterBreak="0">
     <w:nsid w:val="75CB506D"/>
     <w:multiLevelType w:val="hybridMultilevel"/>
     <w:tmpl w:val="C9208E5C"/>
@@ -5584,7 +5854,7 @@
       </w:rPr>
     </w:lvl>
   </w:abstractNum>
-  <w:abstractNum w:abstractNumId="8" w15:restartNumberingAfterBreak="0">
+  <w:abstractNum w:abstractNumId="13" w15:restartNumberingAfterBreak="0">
     <w:nsid w:val="7C2B4019"/>
     <w:multiLevelType w:val="hybridMultilevel"/>
     <w:tmpl w:val="8430C2AE"/>
@@ -5670,32 +5940,163 @@
       </w:pPr>
     </w:lvl>
   </w:abstractNum>
+  <w:abstractNum w:abstractNumId="14" w15:restartNumberingAfterBreak="0">
+    <w:nsid w:val="7E346389"/>
+    <w:multiLevelType w:val="hybridMultilevel"/>
+    <w:tmpl w:val="27F8A05A"/>
+    <w:lvl w:ilvl="0" w:tplc="E1CA9916">
+      <w:start w:val="1"/>
+      <w:numFmt w:val="bullet"/>
+      <w:lvlText w:val=""/>
+      <w:lvlJc w:val="left"/>
+      <w:pPr>
+        <w:ind w:left="0" w:firstLine="709"/>
+      </w:pPr>
+      <w:rPr>
+        <w:rFonts w:ascii="Symbol" w:hAnsi="Symbol" w:hint="default"/>
+      </w:rPr>
+    </w:lvl>
+    <w:lvl w:ilvl="1" w:tplc="04190003" w:tentative="1">
+      <w:start w:val="1"/>
+      <w:numFmt w:val="bullet"/>
+      <w:lvlText w:val="o"/>
+      <w:lvlJc w:val="left"/>
+      <w:pPr>
+        <w:ind w:left="2149" w:hanging="360"/>
+      </w:pPr>
+      <w:rPr>
+        <w:rFonts w:ascii="Courier New" w:hAnsi="Courier New" w:cs="Courier New" w:hint="default"/>
+      </w:rPr>
+    </w:lvl>
+    <w:lvl w:ilvl="2" w:tplc="04190005" w:tentative="1">
+      <w:start w:val="1"/>
+      <w:numFmt w:val="bullet"/>
+      <w:lvlText w:val=""/>
+      <w:lvlJc w:val="left"/>
+      <w:pPr>
+        <w:ind w:left="2869" w:hanging="360"/>
+      </w:pPr>
+      <w:rPr>
+        <w:rFonts w:ascii="Wingdings" w:hAnsi="Wingdings" w:hint="default"/>
+      </w:rPr>
+    </w:lvl>
+    <w:lvl w:ilvl="3" w:tplc="04190001" w:tentative="1">
+      <w:start w:val="1"/>
+      <w:numFmt w:val="bullet"/>
+      <w:lvlText w:val=""/>
+      <w:lvlJc w:val="left"/>
+      <w:pPr>
+        <w:ind w:left="3589" w:hanging="360"/>
+      </w:pPr>
+      <w:rPr>
+        <w:rFonts w:ascii="Symbol" w:hAnsi="Symbol" w:hint="default"/>
+      </w:rPr>
+    </w:lvl>
+    <w:lvl w:ilvl="4" w:tplc="04190003" w:tentative="1">
+      <w:start w:val="1"/>
+      <w:numFmt w:val="bullet"/>
+      <w:lvlText w:val="o"/>
+      <w:lvlJc w:val="left"/>
+      <w:pPr>
+        <w:ind w:left="4309" w:hanging="360"/>
+      </w:pPr>
+      <w:rPr>
+        <w:rFonts w:ascii="Courier New" w:hAnsi="Courier New" w:cs="Courier New" w:hint="default"/>
+      </w:rPr>
+    </w:lvl>
+    <w:lvl w:ilvl="5" w:tplc="04190005" w:tentative="1">
+      <w:start w:val="1"/>
+      <w:numFmt w:val="bullet"/>
+      <w:lvlText w:val=""/>
+      <w:lvlJc w:val="left"/>
+      <w:pPr>
+        <w:ind w:left="5029" w:hanging="360"/>
+      </w:pPr>
+      <w:rPr>
+        <w:rFonts w:ascii="Wingdings" w:hAnsi="Wingdings" w:hint="default"/>
+      </w:rPr>
+    </w:lvl>
+    <w:lvl w:ilvl="6" w:tplc="04190001" w:tentative="1">
+      <w:start w:val="1"/>
+      <w:numFmt w:val="bullet"/>
+      <w:lvlText w:val=""/>
+      <w:lvlJc w:val="left"/>
+      <w:pPr>
+        <w:ind w:left="5749" w:hanging="360"/>
+      </w:pPr>
+      <w:rPr>
+        <w:rFonts w:ascii="Symbol" w:hAnsi="Symbol" w:hint="default"/>
+      </w:rPr>
+    </w:lvl>
+    <w:lvl w:ilvl="7" w:tplc="04190003" w:tentative="1">
+      <w:start w:val="1"/>
+      <w:numFmt w:val="bullet"/>
+      <w:lvlText w:val="o"/>
+      <w:lvlJc w:val="left"/>
+      <w:pPr>
+        <w:ind w:left="6469" w:hanging="360"/>
+      </w:pPr>
+      <w:rPr>
+        <w:rFonts w:ascii="Courier New" w:hAnsi="Courier New" w:cs="Courier New" w:hint="default"/>
+      </w:rPr>
+    </w:lvl>
+    <w:lvl w:ilvl="8" w:tplc="04190005" w:tentative="1">
+      <w:start w:val="1"/>
+      <w:numFmt w:val="bullet"/>
+      <w:lvlText w:val=""/>
+      <w:lvlJc w:val="left"/>
+      <w:pPr>
+        <w:ind w:left="7189" w:hanging="360"/>
+      </w:pPr>
+      <w:rPr>
+        <w:rFonts w:ascii="Wingdings" w:hAnsi="Wingdings" w:hint="default"/>
+      </w:rPr>
+    </w:lvl>
+  </w:abstractNum>
   <w:num w:numId="1" w16cid:durableId="1757675589">
+    <w:abstractNumId w:val="9"/>
+  </w:num>
+  <w:num w:numId="2" w16cid:durableId="376467509">
+    <w:abstractNumId w:val="13"/>
+  </w:num>
+  <w:num w:numId="3" w16cid:durableId="1507747208">
+    <w:abstractNumId w:val="8"/>
+  </w:num>
+  <w:num w:numId="4" w16cid:durableId="1488740629">
+    <w:abstractNumId w:val="5"/>
+  </w:num>
+  <w:num w:numId="5" w16cid:durableId="1599560206">
+    <w:abstractNumId w:val="2"/>
+  </w:num>
+  <w:num w:numId="6" w16cid:durableId="1284144615">
+    <w:abstractNumId w:val="7"/>
+  </w:num>
+  <w:num w:numId="7" w16cid:durableId="1600602993">
+    <w:abstractNumId w:val="3"/>
+  </w:num>
+  <w:num w:numId="8" w16cid:durableId="460466194">
     <w:abstractNumId w:val="6"/>
   </w:num>
-  <w:num w:numId="2" w16cid:durableId="376467509">
-    <w:abstractNumId w:val="8"/>
+  <w:num w:numId="9" w16cid:durableId="199323297">
+    <w:abstractNumId w:val="12"/>
   </w:num>
-  <w:num w:numId="3" w16cid:durableId="1507747208">
-    <w:abstractNumId w:val="5"/>
+  <w:num w:numId="10" w16cid:durableId="89356336">
+    <w:abstractNumId w:val="4"/>
   </w:num>
-  <w:num w:numId="4" w16cid:durableId="1488740629">
-    <w:abstractNumId w:val="2"/>
+  <w:num w:numId="11" w16cid:durableId="1954092790">
+    <w:abstractNumId w:val="1"/>
   </w:num>
-  <w:num w:numId="5" w16cid:durableId="1599560206">
+  <w:num w:numId="12" w16cid:durableId="2138059268">
+    <w:abstractNumId w:val="10"/>
+  </w:num>
+  <w:num w:numId="13" w16cid:durableId="2043088139">
     <w:abstractNumId w:val="0"/>
   </w:num>
-  <w:num w:numId="6" w16cid:durableId="1284144615">
-    <w:abstractNumId w:val="4"/>
+  <w:num w:numId="14" w16cid:durableId="1589345624">
+    <w:abstractNumId w:val="14"/>
   </w:num>
-  <w:num w:numId="7" w16cid:durableId="1600602993">
-    <w:abstractNumId w:val="1"/>
-  </w:num>
-  <w:num w:numId="8" w16cid:durableId="460466194">
-    <w:abstractNumId w:val="3"/>
-  </w:num>
-  <w:num w:numId="9" w16cid:durableId="199323297">
-    <w:abstractNumId w:val="7"/>
+  <w:num w:numId="15" w16cid:durableId="896090055">
+    <w:abstractNumId w:val="11"/>
   </w:num>
 </w:numbering>
 </file>
@@ -6844,6 +7245,16 @@
       <w:vertAlign w:val="superscript"/>
     </w:rPr>
   </w:style>
+  <w:style w:type="character" w:styleId="af8">
+    <w:name w:val="Placeholder Text"/>
+    <w:basedOn w:val="a0"/>
+    <w:uiPriority w:val="99"/>
+    <w:semiHidden/>
+    <w:rsid w:val="00204162"/>
+    <w:rPr>
+      <w:color w:val="666666"/>
+    </w:rPr>
+  </w:style>
 </w:styles>
 </file>
 

--- a/Отчёты/Моб. роб_ЛБ1.docx
+++ b/Отчёты/Моб. роб_ЛБ1.docx
@@ -2382,9 +2382,9 @@
           <w:noProof/>
         </w:rPr>
         <w:drawing>
-          <wp:inline distT="0" distB="0" distL="0" distR="0" wp14:anchorId="6CCF4FE5" wp14:editId="645664A2">
-            <wp:extent cx="2637186" cy="2520000"/>
-            <wp:effectExtent l="0" t="0" r="0" b="0"/>
+          <wp:inline distT="0" distB="0" distL="0" distR="0" wp14:anchorId="6CCF4FE5" wp14:editId="03DAD99E">
+            <wp:extent cx="2737757" cy="2563223"/>
+            <wp:effectExtent l="0" t="0" r="5715" b="8890"/>
             <wp:docPr id="776266338" name="Рисунок 1"/>
             <wp:cNvGraphicFramePr>
               <a:graphicFrameLocks xmlns:a="http://schemas.openxmlformats.org/drawingml/2006/main" noChangeAspect="1"/>
@@ -2398,7 +2398,7 @@
                   </pic:nvPicPr>
                   <pic:blipFill rotWithShape="1">
                     <a:blip r:embed="rId9"/>
-                    <a:srcRect l="18333" t="4608" r="6080" b="6426"/>
+                    <a:srcRect l="18333" t="3070" r="3188" b="6426"/>
                     <a:stretch>
                       <a:fillRect/>
                     </a:stretch>
@@ -2406,7 +2406,7 @@
                   <pic:spPr bwMode="auto">
                     <a:xfrm>
                       <a:off x="0" y="0"/>
-                      <a:ext cx="2637186" cy="2520000"/>
+                      <a:ext cx="2738105" cy="2563549"/>
                     </a:xfrm>
                     <a:prstGeom prst="rect">
                       <a:avLst/>
@@ -2431,9 +2431,9 @@
           <w:noProof/>
         </w:rPr>
         <w:drawing>
-          <wp:inline distT="0" distB="0" distL="0" distR="0" wp14:anchorId="3AED38C3" wp14:editId="32805A43">
-            <wp:extent cx="2539612" cy="2520000"/>
-            <wp:effectExtent l="0" t="0" r="0" b="0"/>
+          <wp:inline distT="0" distB="0" distL="0" distR="0" wp14:anchorId="3AED38C3" wp14:editId="02B3DC5F">
+            <wp:extent cx="2583149" cy="2563200"/>
+            <wp:effectExtent l="0" t="0" r="8255" b="8890"/>
             <wp:docPr id="259591214" name="Рисунок 1"/>
             <wp:cNvGraphicFramePr>
               <a:graphicFrameLocks xmlns:a="http://schemas.openxmlformats.org/drawingml/2006/main" noChangeAspect="1"/>
@@ -2455,7 +2455,7 @@
                   <pic:spPr bwMode="auto">
                     <a:xfrm>
                       <a:off x="0" y="0"/>
-                      <a:ext cx="2539612" cy="2520000"/>
+                      <a:ext cx="2583149" cy="2563200"/>
                     </a:xfrm>
                     <a:prstGeom prst="rect">
                       <a:avLst/>
@@ -3092,7 +3092,7 @@
     </w:p>
     <w:p>
       <w:r>
-        <w:t>На основе данных детектирования препятствий формируется бинарная карта проходимости рабочего поля. Пространство дискретизируется на регулярную сетку с заданным размером ячейки (cell_size). Для обеспечения физической безопасности робота и компенсации погрешностей одометрии применяется операция расширения (inflation): зоны препятствий и границы рабочего поля программно увеличиваются на величину эффективного радиуса, равного сумме радиуса робота и заданного безопасного отступа (safety_margin). Координаты текущего положения робота и целевой точки преобразуются из метрической системы (метры) в индексы ячеек данной сетки.</w:t>
+        <w:t>На основе данных детектирования препятствий формируется бинарная карта проходимости рабочего поля. Пространство дискретизируется на регулярную сетку с заданным размером ячейки (cell_size). Для обеспечения физической безопасности робота и компенсации погрешностей применяется операция расширения (inflation): зоны препятствий и границы рабочего поля программно увеличиваются на величину эффективного радиуса, равного сумме радиуса робота и заданного безопасного отступа (safety_margin). Координаты текущего положения робота и целевой точки преобразуются из метрической системы (метры) в индексы ячеек данной сетки.</w:t>
       </w:r>
     </w:p>
     <w:p>
@@ -3102,7 +3102,13 @@
         </w:rPr>
       </w:pPr>
       <w:r>
-        <w:t>Для поиска оптимальной траектории в качестве базового используется алгоритм A (A-star)*. Это информированный алгоритм поиска по графу, который гарантирует нахождение кратчайшего пути при использовании монотонной эвристики. Оценка приоритета узла вычисляется по функции</w:t>
+        <w:t>Для поиска оптимальной траектории в качестве базового используется алгоритм A</w:t>
+      </w:r>
+      <w:r>
+        <w:t>*</w:t>
+      </w:r>
+      <w:r>
+        <w:t xml:space="preserve"> (A-star). Это информированный алгоритм поиска по графу, который гарантирует нахождение кратчайшего пути при использовании монотонной эвристики. Оценка приоритета узла вычисляется по функции</w:t>
       </w:r>
       <w:r>
         <w:t>:</w:t>
@@ -3243,6 +3249,9 @@
                     <w:fldChar w:fldCharType="begin"/>
                   </m:r>
                   <m:r>
+                    <m:rPr>
+                      <m:sty m:val="p"/>
+                    </m:rPr>
                     <w:rPr>
                       <w:rFonts w:ascii="Cambria Math" w:hAnsi="Cambria Math"/>
                       <w:lang w:val="en-US"/>
@@ -3258,6 +3267,9 @@
                     <w:fldChar w:fldCharType="separate"/>
                   </m:r>
                   <m:r>
+                    <m:rPr>
+                      <m:sty m:val="p"/>
+                    </m:rPr>
                     <w:rPr>
                       <w:rFonts w:ascii="Cambria Math" w:hAnsi="Cambria Math"/>
                       <w:noProof/>
@@ -3358,13 +3370,7 @@
         </w:numPr>
       </w:pPr>
       <w:r>
-        <w:t xml:space="preserve">Недостижимость цели: </w:t>
-      </w:r>
-      <w:r>
-        <w:t>е</w:t>
-      </w:r>
-      <w:r>
-        <w:t>сли целевая ячейка или все подходы к ней заблокированы препятствиями, алгоритм исчерпывает пространство поиска и возвращает пустой маршрут. В этом случае робот инициирует остановку, а в консоль выводится сообщение о невозможности построения маршрута.</w:t>
+        <w:t>Недостижимость цели: если целевая ячейка или все подходы к ней заблокированы препятствиями, алгоритм исчерпывает пространство поиска и возвращает пустой маршрут. В этом случае робот инициирует остановку, а в консоль выводится сообщение о невозможности построения маршрута.</w:t>
       </w:r>
     </w:p>
     <w:p>
@@ -3376,13 +3382,7 @@
         </w:numPr>
       </w:pPr>
       <w:r>
-        <w:t xml:space="preserve">Виртуальное застревание на старте: </w:t>
-      </w:r>
-      <w:r>
-        <w:t>и</w:t>
-      </w:r>
-      <w:r>
-        <w:t>з-за погрешностей детектирования или агрессивных настроек безопасного отступа стартовая ячейка робота может быть ошибочно классифицирована как препятствие. Для предотвращения сбоя реализован алгоритм поиска в ширину (BFS), который сканирует окрестность робота (в радиусе нескольких ячеек) для поиска ближайшей свободной ячейки. При её обнаружении точка старта виртуально смещается в эту ячейку, позволяя построить корректный маршрут для выхода из зоны "виртуального застревания". Если свободных ячеек в заданном радиусе не обнаружено, система распознаёт физическое застревание и блокирует движение.</w:t>
+        <w:t>Виртуальное застревание на старте: из-за погрешностей детектирования или агрессивных настроек безопасного отступа стартовая ячейка робота может быть ошибочно классифицирована как препятствие. Для предотвращения сбоя реализован алгоритм поиска в ширину (BFS), который сканирует окрестность робота (в радиусе нескольких ячеек) для поиска ближайшей свободной ячейки. При её обнаружении точка старта виртуально смещается в эту ячейку, позволяя построить корректный маршрут для выхода из зоны "виртуального застревания". Если свободных ячеек в заданном радиусе не обнаружено, система распознаёт физическое застревание и блокирует движение.</w:t>
       </w:r>
     </w:p>
     <w:p>
@@ -3435,6 +3435,9 @@
       </w:r>
       <w:r>
         <w:t xml:space="preserve">: при дистанции больше пороговой, </w:t>
+      </w:r>
+      <w:r>
+        <w:t>скорость практически загуляется.</w:t>
       </w:r>
     </w:p>
     <w:p>
